--- a/06-学生侧材料/讲义/学生专用版/5-无机化学/氢与卤素-超级充实版（学生专用版）.docx
+++ b/06-学生侧材料/讲义/学生专用版/5-无机化学/氢与卤素-超级充实版（学生专用版）.docx
@@ -2,1140 +2,7 @@
 <file path=word/document.xml><?xml version="1.0" encoding="utf-8"?>
 <w:document xmlns:w="http://schemas.openxmlformats.org/wordprocessingml/2006/main" xmlns:m="http://schemas.openxmlformats.org/officeDocument/2006/math" xmlns:r="http://schemas.openxmlformats.org/officeDocument/2006/relationships" xmlns:o="urn:schemas-microsoft-com:office:office" xmlns:v="urn:schemas-microsoft-com:vml" xmlns:w10="urn:schemas-microsoft-com:office:word" xmlns:a="http://schemas.openxmlformats.org/drawingml/2006/main" xmlns:pic="http://schemas.openxmlformats.org/drawingml/2006/picture" xmlns:wp="http://schemas.openxmlformats.org/drawingml/2006/wordprocessingDrawing">
   <w:body>
-    <w:bookmarkStart w:id="9" w:name="学习目标与考纲锚点"/>
-    <w:p>
-      <w:pPr>
-        <w:pStyle w:val="Heading2"/>
-        <w:spacing w:before="280" w:after="120"/>
-      </w:pPr>
-      <w:r>
-        <w:rPr>
-          <w:rFonts w:hint="eastAsia" w:ascii="Times New Roman" w:hAnsi="Times New Roman" w:eastAsia="SimHei" w:cs="Times New Roman"/>
-        </w:rPr>
-        <w:t xml:space="preserve">学习目标与考纲锚点</w:t>
-      </w:r>
-    </w:p>
-    <w:p>
-      <w:pPr>
-        <w:pStyle w:val="BlockText"/>
-        <w:spacing w:after="80"/>
-        <w:ind w:firstLine="420"/>
-      </w:pPr>
-      <w:r>
-        <w:rPr>
-          <w:rFonts w:hint="eastAsia" w:ascii="Times New Roman" w:hAnsi="Times New Roman" w:eastAsia="FangSong" w:cs="Times New Roman"/>
-        </w:rPr>
-        <w:t>对齐考纲</w:t>
-      </w:r>
-      <w:r>
-        <w:rPr>
-          <w:rFonts w:hint="eastAsia" w:ascii="Times New Roman" w:hAnsi="Times New Roman" w:eastAsia="Times New Roman" w:cs="Times New Roman"/>
-        </w:rPr>
-        <w:t>：§13</w:t>
-      </w:r>
-      <w:r>
-        <w:rPr>
-          <w:rFonts w:ascii="Times New Roman" w:hAnsi="Times New Roman" w:eastAsia="Times New Roman" w:cs="Times New Roman"/>
-        </w:rPr>
-        <w:t xml:space="preserve"> </w:t>
-      </w:r>
-      <w:r>
-        <w:rPr>
-          <w:rFonts w:hint="eastAsia" w:ascii="Times New Roman" w:hAnsi="Times New Roman" w:eastAsia="FangSong" w:cs="Times New Roman"/>
-        </w:rPr>
-        <w:t xml:space="preserve">元素化学</w:t>
-      </w:r>
-      <w:r>
-        <w:rPr>
-          <w:rFonts w:ascii="Times New Roman" w:hAnsi="Times New Roman" w:eastAsia="Times New Roman" w:cs="Times New Roman"/>
-        </w:rPr>
-        <w:t xml:space="preserve"> · §04 </w:t>
-      </w:r>
-      <w:r>
-        <w:rPr>
-          <w:rFonts w:hint="eastAsia" w:ascii="Times New Roman" w:hAnsi="Times New Roman" w:eastAsia="FangSong" w:cs="Times New Roman"/>
-        </w:rPr>
-        <w:t xml:space="preserve">元素周期律和元素周期表</w:t>
-      </w:r>
-    </w:p>
-    <w:tbl>
-      <w:tblPr>
-        <w:tblStyle w:val="Table"/>
-        <w:tblW w:type="pct" w:w="5000"/>
-        <w:tblLayout w:type="fixed"/>
-        <w:tblLook w:firstRow="1" w:lastRow="0" w:firstColumn="0" w:lastColumn="0" w:noHBand="0" w:noVBand="0" w:val="0020"/>
-        <w:jc w:val="center"/>
-        <w:tblBorders>
-          <w:top w:val="single" w:sz="12" w:space="0" w:color="333333"/>
-          <w:bottom w:val="single" w:sz="12" w:space="0" w:color="333333"/>
-          <w:left w:val="none"/>
-          <w:right w:val="none"/>
-          <w:insideH w:val="none"/>
-          <w:insideV w:val="none"/>
-        </w:tblBorders>
-      </w:tblPr>
-      <w:tblGrid>
-        <w:gridCol w:w="2640"/>
-        <w:gridCol w:w="2640"/>
-        <w:gridCol w:w="2640"/>
-      </w:tblGrid>
-      <w:tr>
-        <w:trPr>
-          <w:tblHeader w:val="on"/>
-        </w:trPr>
-        <w:tc>
-          <w:tcPr>
-            <w:tcBorders>
-              <w:bottom w:val="single" w:sz="6" w:space="0" w:color="333333"/>
-            </w:tcBorders>
-          </w:tcPr>
-          <w:p>
-            <w:pPr>
-              <w:pStyle w:val="Compact"/>
-              <w:jc w:val="center"/>
-            </w:pPr>
-            <w:r>
-              <w:rPr>
-                <w:rFonts w:hint="eastAsia" w:ascii="Times New Roman" w:hAnsi="Times New Roman" w:eastAsia="SimHei" w:cs="Times New Roman"/>
-                <w:b/>
-              </w:rPr>
-              <w:t xml:space="preserve">考纲锚点</w:t>
-            </w:r>
-          </w:p>
-        </w:tc>
-        <w:tc>
-          <w:tcPr>
-            <w:tcBorders>
-              <w:bottom w:val="single" w:sz="6" w:space="0" w:color="333333"/>
-            </w:tcBorders>
-          </w:tcPr>
-          <w:p>
-            <w:pPr>
-              <w:pStyle w:val="Compact"/>
-              <w:jc w:val="center"/>
-            </w:pPr>
-            <w:r>
-              <w:rPr>
-                <w:rFonts w:hint="eastAsia" w:ascii="Times New Roman" w:hAnsi="Times New Roman" w:eastAsia="SimHei" w:cs="Times New Roman"/>
-                <w:b/>
-              </w:rPr>
-              <w:t xml:space="preserve">核心认知维度</w:t>
-            </w:r>
-          </w:p>
-        </w:tc>
-        <w:tc>
-          <w:tcPr>
-            <w:tcBorders>
-              <w:bottom w:val="single" w:sz="6" w:space="0" w:color="333333"/>
-            </w:tcBorders>
-          </w:tcPr>
-          <w:p>
-            <w:pPr>
-              <w:pStyle w:val="Compact"/>
-              <w:jc w:val="center"/>
-            </w:pPr>
-            <w:r>
-              <w:rPr>
-                <w:rFonts w:hint="eastAsia" w:ascii="Times New Roman" w:hAnsi="Times New Roman" w:eastAsia="SimHei" w:cs="Times New Roman"/>
-                <w:b/>
-              </w:rPr>
-              <w:t xml:space="preserve">竞赛考核能级要求</w:t>
-            </w:r>
-          </w:p>
-        </w:tc>
-      </w:tr>
-      <w:tr>
-        <w:tc>
-          <w:tcPr/>
-          <w:p>
-            <w:pPr>
-              <w:pStyle w:val="Compact"/>
-              <w:jc w:val="center"/>
-            </w:pPr>
-            <w:r>
-              <w:rPr>
-                <w:rFonts w:ascii="Times New Roman" w:hAnsi="Times New Roman" w:eastAsia="Times New Roman" w:cs="Times New Roman"/>
-              </w:rPr>
-              <w:t xml:space="preserve">§13 </w:t>
-            </w:r>
-            <w:r>
-              <w:rPr>
-                <w:rFonts w:hint="eastAsia" w:ascii="Times New Roman" w:hAnsi="Times New Roman" w:eastAsia="FangSong" w:cs="Times New Roman"/>
-              </w:rPr>
-              <w:t xml:space="preserve">元素化学</w:t>
-            </w:r>
-            <w:r>
-              <w:rPr>
-                <w:rFonts w:ascii="Times New Roman" w:hAnsi="Times New Roman" w:eastAsia="Times New Roman" w:cs="Times New Roman"/>
-              </w:rPr>
-              <w:t xml:space="preserve"> · </w:t>
-            </w:r>
-            <w:r>
-              <w:rPr>
-                <w:rFonts w:hint="eastAsia" w:ascii="Times New Roman" w:hAnsi="Times New Roman" w:eastAsia="FangSong" w:cs="Times New Roman"/>
-              </w:rPr>
-              <w:t xml:space="preserve">氢的成键形态与氢化物</w:t>
-            </w:r>
-          </w:p>
-        </w:tc>
-        <w:tc>
-          <w:tcPr/>
-          <w:p>
-            <w:pPr>
-              <w:pStyle w:val="Compact"/>
-              <w:jc w:val="center"/>
-            </w:pPr>
-            <m:oMath>
-              <m:sSup>
-                <m:e>
-                  <m:r>
-                    <m:rPr>
-                      <m:sty m:val="p"/>
-                    </m:rPr>
-                    <m:t>H</m:t>
-                  </m:r>
-                </m:e>
-                <m:sup>
-                  <m:r>
-                    <m:rPr>
-                      <m:sty m:val="p"/>
-                    </m:rPr>
-                    <m:t>+</m:t>
-                  </m:r>
-                </m:sup>
-              </m:sSup>
-            </m:oMath>
-            <w:r>
-              <w:rPr>
-                <w:rFonts w:ascii="Times New Roman" w:hAnsi="Times New Roman" w:eastAsia="Times New Roman" w:cs="Times New Roman"/>
-              </w:rPr>
-              <w:t xml:space="preserve">/</w:t>
-            </w:r>
-            <m:oMath>
-              <m:sSup>
-                <m:e>
-                  <m:r>
-                    <m:rPr>
-                      <m:sty m:val="p"/>
-                    </m:rPr>
-                    <m:t>H</m:t>
-                  </m:r>
-                </m:e>
-                <m:sup>
-                  <m:r>
-                    <m:rPr>
-                      <m:sty m:val="p"/>
-                    </m:rPr>
-                    <m:t>−</m:t>
-                  </m:r>
-                </m:sup>
-              </m:sSup>
-            </m:oMath>
-            <w:r>
-              <w:rPr>
-                <w:rFonts w:hint="eastAsia" w:ascii="Times New Roman" w:hAnsi="Times New Roman" w:eastAsia="Times New Roman" w:cs="Times New Roman"/>
-              </w:rPr>
-              <w:t>/</w:t>
-            </w:r>
-            <w:r>
-              <w:rPr>
-                <w:rFonts w:hint="eastAsia" w:ascii="Times New Roman" w:hAnsi="Times New Roman" w:eastAsia="FangSong" w:cs="Times New Roman"/>
-              </w:rPr>
-              <w:t>共价</w:t>
-            </w:r>
-            <w:r>
-              <w:rPr>
-                <w:rFonts w:hint="eastAsia" w:ascii="Times New Roman" w:hAnsi="Times New Roman" w:eastAsia="Times New Roman" w:cs="Times New Roman"/>
-              </w:rPr>
-              <w:t>/</w:t>
-            </w:r>
-            <w:r>
-              <w:rPr>
-                <w:rFonts w:hint="eastAsia" w:ascii="Times New Roman" w:hAnsi="Times New Roman" w:eastAsia="FangSong" w:cs="Times New Roman"/>
-              </w:rPr>
-              <w:t>金属型与氢键</w:t>
-            </w:r>
-          </w:p>
-        </w:tc>
-        <w:tc>
-          <w:tcPr/>
-          <w:p>
-            <w:pPr>
-              <w:pStyle w:val="Compact"/>
-              <w:jc w:val="center"/>
-            </w:pPr>
-            <w:r>
-              <w:rPr>
-                <w:rFonts w:hint="eastAsia" w:ascii="Times New Roman" w:hAnsi="Times New Roman" w:eastAsia="FangSong" w:cs="Times New Roman"/>
-              </w:rPr>
-              <w:t>掌握氢的三种成键形态及氢化物三分类</w:t>
-            </w:r>
-            <w:r>
-              <w:rPr>
-                <w:rFonts w:hint="eastAsia" w:ascii="Times New Roman" w:hAnsi="Times New Roman" w:eastAsia="Times New Roman" w:cs="Times New Roman"/>
-              </w:rPr>
-              <w:t>（</w:t>
-            </w:r>
-            <w:r>
-              <w:rPr>
-                <w:rFonts w:hint="eastAsia" w:ascii="Times New Roman" w:hAnsi="Times New Roman" w:eastAsia="FangSong" w:cs="Times New Roman"/>
-              </w:rPr>
-              <w:t>离子型</w:t>
-            </w:r>
-            <w:r>
-              <w:rPr>
-                <w:rFonts w:hint="eastAsia" w:ascii="Times New Roman" w:hAnsi="Times New Roman" w:eastAsia="Times New Roman" w:cs="Times New Roman"/>
-              </w:rPr>
-              <w:t>/</w:t>
-            </w:r>
-            <w:r>
-              <w:rPr>
-                <w:rFonts w:hint="eastAsia" w:ascii="Times New Roman" w:hAnsi="Times New Roman" w:eastAsia="FangSong" w:cs="Times New Roman"/>
-              </w:rPr>
-              <w:t>共价型</w:t>
-            </w:r>
-            <w:r>
-              <w:rPr>
-                <w:rFonts w:hint="eastAsia" w:ascii="Times New Roman" w:hAnsi="Times New Roman" w:eastAsia="Times New Roman" w:cs="Times New Roman"/>
-              </w:rPr>
-              <w:t>/</w:t>
-            </w:r>
-            <w:r>
-              <w:rPr>
-                <w:rFonts w:hint="eastAsia" w:ascii="Times New Roman" w:hAnsi="Times New Roman" w:eastAsia="FangSong" w:cs="Times New Roman"/>
-              </w:rPr>
-              <w:t>金属型</w:t>
-            </w:r>
-            <w:r>
-              <w:rPr>
-                <w:rFonts w:hint="eastAsia" w:ascii="Times New Roman" w:hAnsi="Times New Roman" w:eastAsia="Times New Roman" w:cs="Times New Roman"/>
-              </w:rPr>
-              <w:t>）</w:t>
-            </w:r>
-            <w:r>
-              <w:rPr>
-                <w:rFonts w:hint="eastAsia" w:ascii="Times New Roman" w:hAnsi="Times New Roman" w:eastAsia="FangSong" w:cs="Times New Roman"/>
-              </w:rPr>
-              <w:t>的成键本质与典型反应</w:t>
-            </w:r>
-          </w:p>
-        </w:tc>
-      </w:tr>
-      <w:tr>
-        <w:tc>
-          <w:tcPr/>
-          <w:p>
-            <w:pPr>
-              <w:pStyle w:val="Compact"/>
-              <w:jc w:val="center"/>
-            </w:pPr>
-            <w:r>
-              <w:rPr>
-                <w:rFonts w:ascii="Times New Roman" w:hAnsi="Times New Roman" w:eastAsia="Times New Roman" w:cs="Times New Roman"/>
-              </w:rPr>
-              <w:t xml:space="preserve">§13 </w:t>
-            </w:r>
-            <w:r>
-              <w:rPr>
-                <w:rFonts w:hint="eastAsia" w:ascii="Times New Roman" w:hAnsi="Times New Roman" w:eastAsia="FangSong" w:cs="Times New Roman"/>
-              </w:rPr>
-              <w:t xml:space="preserve">元素化学</w:t>
-            </w:r>
-            <w:r>
-              <w:rPr>
-                <w:rFonts w:ascii="Times New Roman" w:hAnsi="Times New Roman" w:eastAsia="Times New Roman" w:cs="Times New Roman"/>
-              </w:rPr>
-              <w:t xml:space="preserve"> · </w:t>
-            </w:r>
-            <w:r>
-              <w:rPr>
-                <w:rFonts w:hint="eastAsia" w:ascii="Times New Roman" w:hAnsi="Times New Roman" w:eastAsia="FangSong" w:cs="Times New Roman"/>
-              </w:rPr>
-              <w:t xml:space="preserve">卤素单质递变与反常</w:t>
-            </w:r>
-          </w:p>
-        </w:tc>
-        <w:tc>
-          <w:tcPr/>
-          <w:p>
-            <w:pPr>
-              <w:pStyle w:val="Compact"/>
-              <w:jc w:val="center"/>
-            </w:pPr>
-            <w:r>
-              <w:rPr>
-                <w:rFonts w:hint="eastAsia" w:ascii="Times New Roman" w:hAnsi="Times New Roman" w:eastAsia="FangSong" w:cs="Times New Roman"/>
-              </w:rPr>
-              <w:t>原子半径</w:t>
-            </w:r>
-            <w:r>
-              <w:rPr>
-                <w:rFonts w:hint="eastAsia" w:ascii="Times New Roman" w:hAnsi="Times New Roman" w:eastAsia="Times New Roman" w:cs="Times New Roman"/>
-              </w:rPr>
-              <w:t>、</w:t>
-            </w:r>
-            <w:r>
-              <w:rPr>
-                <w:rFonts w:hint="eastAsia" w:ascii="Times New Roman" w:hAnsi="Times New Roman" w:eastAsia="FangSong" w:cs="Times New Roman"/>
-              </w:rPr>
-              <w:t>极化率与反常规律</w:t>
-            </w:r>
-          </w:p>
-        </w:tc>
-        <w:tc>
-          <w:tcPr/>
-          <w:p>
-            <w:pPr>
-              <w:pStyle w:val="Compact"/>
-              <w:jc w:val="center"/>
-            </w:pPr>
-            <w:r>
-              <w:rPr>
-                <w:rFonts w:hint="eastAsia" w:ascii="Times New Roman" w:hAnsi="Times New Roman" w:eastAsia="FangSong" w:cs="Times New Roman"/>
-              </w:rPr>
-              <w:t xml:space="preserve">掌握</w:t>
-            </w:r>
-            <w:r>
-              <w:rPr>
-                <w:rFonts w:ascii="Times New Roman" w:hAnsi="Times New Roman" w:eastAsia="Times New Roman" w:cs="Times New Roman"/>
-              </w:rPr>
-              <w:t xml:space="preserve"> </w:t>
-            </w:r>
-            <m:oMath>
-              <m:sSub>
-                <m:e>
-                  <m:r>
-                    <m:rPr>
-                      <m:sty m:val="p"/>
-                    </m:rPr>
-                    <m:t>F</m:t>
-                  </m:r>
-                </m:e>
-                <m:sub>
-                  <m:r>
-                    <m:rPr>
-                      <m:sty m:val="p"/>
-                    </m:rPr>
-                    <m:t>2</m:t>
-                  </m:r>
-                </m:sub>
-              </m:sSub>
-            </m:oMath>
-            <w:r>
-              <w:rPr>
-                <w:rFonts w:ascii="Times New Roman" w:hAnsi="Times New Roman" w:eastAsia="Times New Roman" w:cs="Times New Roman"/>
-              </w:rPr>
-              <w:t xml:space="preserve">→</w:t>
-            </w:r>
-            <m:oMath>
-              <m:sSub>
-                <m:e>
-                  <m:r>
-                    <m:rPr>
-                      <m:sty m:val="p"/>
-                    </m:rPr>
-                    <m:t>I</m:t>
-                  </m:r>
-                </m:e>
-                <m:sub>
-                  <m:r>
-                    <m:rPr>
-                      <m:sty m:val="p"/>
-                    </m:rPr>
-                    <m:t>2</m:t>
-                  </m:r>
-                </m:sub>
-              </m:sSub>
-            </m:oMath>
-            <w:r>
-              <w:rPr>
-                <w:rFonts w:ascii="Times New Roman" w:hAnsi="Times New Roman" w:eastAsia="Times New Roman" w:cs="Times New Roman"/>
-              </w:rPr>
-              <w:t xml:space="preserve"> </w:t>
-            </w:r>
-            <w:r>
-              <w:rPr>
-                <w:rFonts w:hint="eastAsia" w:ascii="Times New Roman" w:hAnsi="Times New Roman" w:eastAsia="FangSong" w:cs="Times New Roman"/>
-              </w:rPr>
-              <w:t>的颜色与状态递变</w:t>
-            </w:r>
-            <w:r>
-              <w:rPr>
-                <w:rFonts w:hint="eastAsia" w:ascii="Times New Roman" w:hAnsi="Times New Roman" w:eastAsia="Times New Roman" w:cs="Times New Roman"/>
-              </w:rPr>
-              <w:t>、</w:t>
-            </w:r>
-            <w:r>
-              <w:rPr>
-                <w:rFonts w:hint="eastAsia" w:ascii="Times New Roman" w:hAnsi="Times New Roman" w:eastAsia="FangSong" w:cs="Times New Roman"/>
-              </w:rPr>
-              <w:t>电子亲和能与键解离能反常</w:t>
-            </w:r>
-            <w:r>
-              <w:rPr>
-                <w:rFonts w:hint="eastAsia" w:ascii="Times New Roman" w:hAnsi="Times New Roman" w:eastAsia="Times New Roman" w:cs="Times New Roman"/>
-              </w:rPr>
-              <w:t>、</w:t>
-            </w:r>
-            <w:r>
-              <w:rPr>
-                <w:rFonts w:hint="eastAsia" w:ascii="Times New Roman" w:hAnsi="Times New Roman" w:eastAsia="FangSong" w:cs="Times New Roman"/>
-              </w:rPr>
-              <w:t>卤素单质的制备</w:t>
-            </w:r>
-          </w:p>
-        </w:tc>
-      </w:tr>
-      <w:tr>
-        <w:tc>
-          <w:tcPr/>
-          <w:p>
-            <w:pPr>
-              <w:pStyle w:val="Compact"/>
-              <w:jc w:val="center"/>
-            </w:pPr>
-            <w:r>
-              <w:rPr>
-                <w:rFonts w:ascii="Times New Roman" w:hAnsi="Times New Roman" w:eastAsia="Times New Roman" w:cs="Times New Roman"/>
-              </w:rPr>
-              <w:t xml:space="preserve">§13 </w:t>
-            </w:r>
-            <w:r>
-              <w:rPr>
-                <w:rFonts w:hint="eastAsia" w:ascii="Times New Roman" w:hAnsi="Times New Roman" w:eastAsia="FangSong" w:cs="Times New Roman"/>
-              </w:rPr>
-              <w:t xml:space="preserve">元素化学</w:t>
-            </w:r>
-            <w:r>
-              <w:rPr>
-                <w:rFonts w:ascii="Times New Roman" w:hAnsi="Times New Roman" w:eastAsia="Times New Roman" w:cs="Times New Roman"/>
-              </w:rPr>
-              <w:t xml:space="preserve"> · </w:t>
-            </w:r>
-            <w:r>
-              <w:rPr>
-                <w:rFonts w:hint="eastAsia" w:ascii="Times New Roman" w:hAnsi="Times New Roman" w:eastAsia="FangSong" w:cs="Times New Roman"/>
-              </w:rPr>
-              <w:t xml:space="preserve">歧化反应与元素电势图</w:t>
-            </w:r>
-          </w:p>
-        </w:tc>
-        <w:tc>
-          <w:tcPr/>
-          <w:p>
-            <w:pPr>
-              <w:pStyle w:val="Compact"/>
-              <w:jc w:val="center"/>
-            </w:pPr>
-            <w:r>
-              <w:rPr>
-                <w:rFonts w:hint="eastAsia" w:ascii="Times New Roman" w:hAnsi="Times New Roman" w:eastAsia="FangSong" w:cs="Times New Roman"/>
-              </w:rPr>
-              <w:t xml:space="preserve">元素电势图与歧化判据</w:t>
-            </w:r>
-          </w:p>
-        </w:tc>
-        <w:tc>
-          <w:tcPr/>
-          <w:p>
-            <w:pPr>
-              <w:pStyle w:val="Compact"/>
-              <w:jc w:val="center"/>
-            </w:pPr>
-            <w:r>
-              <w:rPr>
-                <w:rFonts w:hint="eastAsia" w:ascii="Times New Roman" w:hAnsi="Times New Roman" w:eastAsia="FangSong" w:cs="Times New Roman"/>
-              </w:rPr>
-              <w:t xml:space="preserve">熟练用元素电势图判断</w:t>
-            </w:r>
-            <w:r>
-              <w:rPr>
-                <w:rFonts w:ascii="Times New Roman" w:hAnsi="Times New Roman" w:eastAsia="Times New Roman" w:cs="Times New Roman"/>
-              </w:rPr>
-              <w:t xml:space="preserve"> </w:t>
-            </w:r>
-            <m:oMath>
-              <m:r>
-                <m:rPr>
-                  <m:sty m:val="p"/>
-                </m:rPr>
-                <m:t>C</m:t>
-              </m:r>
-              <m:sSub>
-                <m:e>
-                  <m:r>
-                    <m:rPr>
-                      <m:sty m:val="p"/>
-                    </m:rPr>
-                    <m:t>l</m:t>
-                  </m:r>
-                </m:e>
-                <m:sub>
-                  <m:r>
-                    <m:rPr>
-                      <m:sty m:val="p"/>
-                    </m:rPr>
-                    <m:t>2</m:t>
-                  </m:r>
-                </m:sub>
-              </m:sSub>
-            </m:oMath>
-            <w:r>
-              <w:rPr>
-                <w:rFonts w:ascii="Times New Roman" w:hAnsi="Times New Roman" w:eastAsia="Times New Roman" w:cs="Times New Roman"/>
-              </w:rPr>
-              <w:t xml:space="preserve">/</w:t>
-            </w:r>
-            <m:oMath>
-              <m:r>
-                <m:rPr>
-                  <m:sty m:val="p"/>
-                </m:rPr>
-                <m:t>B</m:t>
-              </m:r>
-              <m:sSub>
-                <m:e>
-                  <m:r>
-                    <m:rPr>
-                      <m:sty m:val="p"/>
-                    </m:rPr>
-                    <m:t>r</m:t>
-                  </m:r>
-                </m:e>
-                <m:sub>
-                  <m:r>
-                    <m:rPr>
-                      <m:sty m:val="p"/>
-                    </m:rPr>
-                    <m:t>2</m:t>
-                  </m:r>
-                </m:sub>
-              </m:sSub>
-            </m:oMath>
-            <w:r>
-              <w:rPr>
-                <w:rFonts w:ascii="Times New Roman" w:hAnsi="Times New Roman" w:eastAsia="Times New Roman" w:cs="Times New Roman"/>
-              </w:rPr>
-              <w:t xml:space="preserve">/</w:t>
-            </w:r>
-            <m:oMath>
-              <m:sSub>
-                <m:e>
-                  <m:r>
-                    <m:rPr>
-                      <m:sty m:val="p"/>
-                    </m:rPr>
-                    <m:t>I</m:t>
-                  </m:r>
-                </m:e>
-                <m:sub>
-                  <m:r>
-                    <m:rPr>
-                      <m:sty m:val="p"/>
-                    </m:rPr>
-                    <m:t>2</m:t>
-                  </m:r>
-                </m:sub>
-              </m:sSub>
-            </m:oMath>
-            <w:r>
-              <w:rPr>
-                <w:rFonts w:ascii="Times New Roman" w:hAnsi="Times New Roman" w:eastAsia="Times New Roman" w:cs="Times New Roman"/>
-              </w:rPr>
-              <w:t xml:space="preserve"> </w:t>
-            </w:r>
-            <w:r>
-              <w:rPr>
-                <w:rFonts w:hint="eastAsia" w:ascii="Times New Roman" w:hAnsi="Times New Roman" w:eastAsia="FangSong" w:cs="Times New Roman"/>
-              </w:rPr>
-              <w:t xml:space="preserve">在酸碱性条件下的歧化方向与产物</w:t>
-            </w:r>
-          </w:p>
-        </w:tc>
-      </w:tr>
-      <w:tr>
-        <w:tc>
-          <w:tcPr/>
-          <w:p>
-            <w:pPr>
-              <w:pStyle w:val="Compact"/>
-              <w:jc w:val="center"/>
-            </w:pPr>
-            <w:r>
-              <w:rPr>
-                <w:rFonts w:ascii="Times New Roman" w:hAnsi="Times New Roman" w:eastAsia="Times New Roman" w:cs="Times New Roman"/>
-              </w:rPr>
-              <w:t xml:space="preserve">§13 </w:t>
-            </w:r>
-            <w:r>
-              <w:rPr>
-                <w:rFonts w:hint="eastAsia" w:ascii="Times New Roman" w:hAnsi="Times New Roman" w:eastAsia="FangSong" w:cs="Times New Roman"/>
-              </w:rPr>
-              <w:t xml:space="preserve">元素化学</w:t>
-            </w:r>
-            <w:r>
-              <w:rPr>
-                <w:rFonts w:ascii="Times New Roman" w:hAnsi="Times New Roman" w:eastAsia="Times New Roman" w:cs="Times New Roman"/>
-              </w:rPr>
-              <w:t xml:space="preserve"> · </w:t>
-            </w:r>
-            <w:r>
-              <w:rPr>
-                <w:rFonts w:hint="eastAsia" w:ascii="Times New Roman" w:hAnsi="Times New Roman" w:eastAsia="FangSong" w:cs="Times New Roman"/>
-              </w:rPr>
-              <w:t xml:space="preserve">氢卤酸与卤素含氧酸</w:t>
-            </w:r>
-          </w:p>
-        </w:tc>
-        <w:tc>
-          <w:tcPr/>
-          <w:p>
-            <w:pPr>
-              <w:pStyle w:val="Compact"/>
-              <w:jc w:val="center"/>
-            </w:pPr>
-            <w:r>
-              <w:rPr>
-                <w:rFonts w:hint="eastAsia" w:ascii="Times New Roman" w:hAnsi="Times New Roman" w:eastAsia="FangSong" w:cs="Times New Roman"/>
-              </w:rPr>
-              <w:t>酸性</w:t>
-            </w:r>
-            <w:r>
-              <w:rPr>
-                <w:rFonts w:hint="eastAsia" w:ascii="Times New Roman" w:hAnsi="Times New Roman" w:eastAsia="Times New Roman" w:cs="Times New Roman"/>
-              </w:rPr>
-              <w:t>/</w:t>
-            </w:r>
-            <w:r>
-              <w:rPr>
-                <w:rFonts w:hint="eastAsia" w:ascii="Times New Roman" w:hAnsi="Times New Roman" w:eastAsia="FangSong" w:cs="Times New Roman"/>
-              </w:rPr>
-              <w:t>氧化性反向递变</w:t>
-            </w:r>
-            <w:r>
-              <w:rPr>
-                <w:rFonts w:hint="eastAsia" w:ascii="Times New Roman" w:hAnsi="Times New Roman" w:eastAsia="Times New Roman" w:cs="Times New Roman"/>
-              </w:rPr>
-              <w:t>、HF</w:t>
-            </w:r>
-            <w:r>
-              <w:rPr>
-                <w:rFonts w:ascii="Times New Roman" w:hAnsi="Times New Roman" w:eastAsia="Times New Roman" w:cs="Times New Roman"/>
-              </w:rPr>
-              <w:t xml:space="preserve"> </w:t>
-            </w:r>
-            <w:r>
-              <w:rPr>
-                <w:rFonts w:hint="eastAsia" w:ascii="Times New Roman" w:hAnsi="Times New Roman" w:eastAsia="FangSong" w:cs="Times New Roman"/>
-              </w:rPr>
-              <w:t xml:space="preserve">特殊性</w:t>
-            </w:r>
-          </w:p>
-        </w:tc>
-        <w:tc>
-          <w:tcPr/>
-          <w:p>
-            <w:pPr>
-              <w:pStyle w:val="Compact"/>
-              <w:jc w:val="center"/>
-            </w:pPr>
-            <w:r>
-              <w:rPr>
-                <w:rFonts w:hint="eastAsia" w:ascii="Times New Roman" w:hAnsi="Times New Roman" w:eastAsia="FangSong" w:cs="Times New Roman"/>
-              </w:rPr>
-              <w:t xml:space="preserve">掌握</w:t>
-            </w:r>
-            <w:r>
-              <w:rPr>
-                <w:rFonts w:ascii="Times New Roman" w:hAnsi="Times New Roman" w:eastAsia="Times New Roman" w:cs="Times New Roman"/>
-              </w:rPr>
-              <w:t xml:space="preserve"> HClO→HClO</w:t>
-            </w:r>
-            <w:r>
-              <w:rPr>
-                <w:rFonts w:ascii="Times New Roman" w:hAnsi="Times New Roman" w:eastAsia="Times New Roman" w:cs="Times New Roman"/>
-                <w:vertAlign w:val="subscript"/>
-              </w:rPr>
-              <w:t>4</w:t>
-            </w:r>
-            <w:r>
-              <w:rPr>
-                <w:rFonts w:ascii="Times New Roman" w:hAnsi="Times New Roman" w:eastAsia="Times New Roman" w:cs="Times New Roman"/>
-              </w:rPr>
-              <w:t xml:space="preserve"> </w:t>
-            </w:r>
-            <w:r>
-              <w:rPr>
-                <w:rFonts w:hint="eastAsia" w:ascii="Times New Roman" w:hAnsi="Times New Roman" w:eastAsia="FangSong" w:cs="Times New Roman"/>
-              </w:rPr>
-              <w:t>酸性递增与氧化性递减的反向规律</w:t>
-            </w:r>
-            <w:r>
-              <w:rPr>
-                <w:rFonts w:hint="eastAsia" w:ascii="Times New Roman" w:hAnsi="Times New Roman" w:eastAsia="Times New Roman" w:cs="Times New Roman"/>
-              </w:rPr>
-              <w:t>、</w:t>
-            </w:r>
-            <w:r>
-              <w:rPr>
-                <w:rFonts w:hint="eastAsia" w:ascii="Times New Roman" w:hAnsi="Times New Roman" w:eastAsia="FangSong" w:cs="Times New Roman"/>
-              </w:rPr>
-              <w:t>氢卤酸酸性递变与</w:t>
-            </w:r>
-            <w:r>
-              <w:rPr>
-                <w:rFonts w:ascii="Times New Roman" w:hAnsi="Times New Roman" w:eastAsia="Times New Roman" w:cs="Times New Roman"/>
-              </w:rPr>
-              <w:t xml:space="preserve"> HF </w:t>
-            </w:r>
-            <w:r>
-              <w:rPr>
-                <w:rFonts w:hint="eastAsia" w:ascii="Times New Roman" w:hAnsi="Times New Roman" w:eastAsia="FangSong" w:cs="Times New Roman"/>
-              </w:rPr>
-              <w:t xml:space="preserve">弱酸成因</w:t>
-            </w:r>
-          </w:p>
-        </w:tc>
-      </w:tr>
-      <w:tr>
-        <w:tc>
-          <w:tcPr/>
-          <w:p>
-            <w:pPr>
-              <w:pStyle w:val="Compact"/>
-              <w:jc w:val="center"/>
-            </w:pPr>
-            <w:r>
-              <w:rPr>
-                <w:rFonts w:ascii="Times New Roman" w:hAnsi="Times New Roman" w:eastAsia="Times New Roman" w:cs="Times New Roman"/>
-              </w:rPr>
-              <w:t xml:space="preserve">§13 </w:t>
-            </w:r>
-            <w:r>
-              <w:rPr>
-                <w:rFonts w:hint="eastAsia" w:ascii="Times New Roman" w:hAnsi="Times New Roman" w:eastAsia="FangSong" w:cs="Times New Roman"/>
-              </w:rPr>
-              <w:t xml:space="preserve">元素化学</w:t>
-            </w:r>
-            <w:r>
-              <w:rPr>
-                <w:rFonts w:ascii="Times New Roman" w:hAnsi="Times New Roman" w:eastAsia="Times New Roman" w:cs="Times New Roman"/>
-              </w:rPr>
-              <w:t xml:space="preserve"> · </w:t>
-            </w:r>
-            <w:r>
-              <w:rPr>
-                <w:rFonts w:hint="eastAsia" w:ascii="Times New Roman" w:hAnsi="Times New Roman" w:eastAsia="FangSong" w:cs="Times New Roman"/>
-              </w:rPr>
-              <w:t xml:space="preserve">卤素互化物与拟卤素</w:t>
-            </w:r>
-          </w:p>
-        </w:tc>
-        <w:tc>
-          <w:tcPr/>
-          <w:p>
-            <w:pPr>
-              <w:pStyle w:val="Compact"/>
-              <w:jc w:val="center"/>
-            </w:pPr>
-            <w:r>
-              <w:rPr>
-                <w:rFonts w:ascii="Times New Roman" w:hAnsi="Times New Roman" w:eastAsia="Times New Roman" w:cs="Times New Roman"/>
-              </w:rPr>
-              <w:t xml:space="preserve">VSEPR </w:t>
-            </w:r>
-            <w:r>
-              <w:rPr>
-                <w:rFonts w:hint="eastAsia" w:ascii="Times New Roman" w:hAnsi="Times New Roman" w:eastAsia="FangSong" w:cs="Times New Roman"/>
-              </w:rPr>
-              <w:t>构型</w:t>
-            </w:r>
-            <w:r>
-              <w:rPr>
-                <w:rFonts w:hint="eastAsia" w:ascii="Times New Roman" w:hAnsi="Times New Roman" w:eastAsia="Times New Roman" w:cs="Times New Roman"/>
-              </w:rPr>
-              <w:t>、</w:t>
-            </w:r>
-            <w:r>
-              <w:rPr>
-                <w:rFonts w:hint="eastAsia" w:ascii="Times New Roman" w:hAnsi="Times New Roman" w:eastAsia="FangSong" w:cs="Times New Roman"/>
-              </w:rPr>
-              <w:t>多卤离子与拟卤素平行性</w:t>
-            </w:r>
-          </w:p>
-        </w:tc>
-        <w:tc>
-          <w:tcPr/>
-          <w:p>
-            <w:pPr>
-              <w:pStyle w:val="Compact"/>
-              <w:jc w:val="center"/>
-            </w:pPr>
-            <w:r>
-              <w:rPr>
-                <w:rFonts w:hint="eastAsia" w:ascii="Times New Roman" w:hAnsi="Times New Roman" w:eastAsia="FangSong" w:cs="Times New Roman"/>
-              </w:rPr>
-              <w:t xml:space="preserve">掌握卤素互化物的正价判断与</w:t>
-            </w:r>
-            <w:r>
-              <w:rPr>
-                <w:rFonts w:ascii="Times New Roman" w:hAnsi="Times New Roman" w:eastAsia="Times New Roman" w:cs="Times New Roman"/>
-              </w:rPr>
-              <w:t xml:space="preserve"> VSEPR </w:t>
-            </w:r>
-            <w:r>
-              <w:rPr>
-                <w:rFonts w:hint="eastAsia" w:ascii="Times New Roman" w:hAnsi="Times New Roman" w:eastAsia="FangSong" w:cs="Times New Roman"/>
-              </w:rPr>
-              <w:t>构型</w:t>
-            </w:r>
-            <w:r>
-              <w:rPr>
-                <w:rFonts w:hint="eastAsia" w:ascii="Times New Roman" w:hAnsi="Times New Roman" w:eastAsia="Times New Roman" w:cs="Times New Roman"/>
-              </w:rPr>
-              <w:t>、</w:t>
-            </w:r>
-            <w:r>
-              <w:rPr>
-                <w:rFonts w:hint="eastAsia" w:ascii="Times New Roman" w:hAnsi="Times New Roman" w:eastAsia="FangSong" w:cs="Times New Roman"/>
-              </w:rPr>
-              <w:t>拟卤素</w:t>
-            </w:r>
-            <w:r>
-              <w:rPr>
-                <w:rFonts w:hint="eastAsia" w:ascii="Times New Roman" w:hAnsi="Times New Roman" w:eastAsia="Times New Roman" w:cs="Times New Roman"/>
-              </w:rPr>
-              <w:t>（CN</w:t>
-            </w:r>
-            <w:r>
-              <w:rPr>
-                <w:rFonts w:hint="eastAsia" w:ascii="Times New Roman" w:hAnsi="Times New Roman" w:eastAsia="Times New Roman" w:cs="Times New Roman"/>
-                <w:vertAlign w:val="superscript"/>
-              </w:rPr>
-              <w:t>-</w:t>
-            </w:r>
-            <w:r>
-              <w:rPr>
-                <w:rFonts w:hint="eastAsia" w:ascii="Times New Roman" w:hAnsi="Times New Roman" w:eastAsia="Times New Roman" w:cs="Times New Roman"/>
-              </w:rPr>
-              <w:t>/SCN</w:t>
-            </w:r>
-            <w:r>
-              <w:rPr>
-                <w:rFonts w:hint="eastAsia" w:ascii="Times New Roman" w:hAnsi="Times New Roman" w:eastAsia="Times New Roman" w:cs="Times New Roman"/>
-                <w:vertAlign w:val="superscript"/>
-              </w:rPr>
-              <w:t>-</w:t>
-            </w:r>
-            <w:r>
-              <w:rPr>
-                <w:rFonts w:hint="eastAsia" w:ascii="Times New Roman" w:hAnsi="Times New Roman" w:eastAsia="Times New Roman" w:cs="Times New Roman"/>
-              </w:rPr>
-              <w:t>）</w:t>
-            </w:r>
-            <w:r>
-              <w:rPr>
-                <w:rFonts w:hint="eastAsia" w:ascii="Times New Roman" w:hAnsi="Times New Roman" w:eastAsia="FangSong" w:cs="Times New Roman"/>
-              </w:rPr>
-              <w:t>与卤素的类比</w:t>
-            </w:r>
-          </w:p>
-        </w:tc>
-      </w:tr>
-      <w:tr>
-        <w:tc>
-          <w:tcPr/>
-          <w:p>
-            <w:pPr>
-              <w:pStyle w:val="Compact"/>
-              <w:jc w:val="center"/>
-            </w:pPr>
-            <w:r>
-              <w:rPr>
-                <w:rFonts w:ascii="Times New Roman" w:hAnsi="Times New Roman" w:eastAsia="Times New Roman" w:cs="Times New Roman"/>
-              </w:rPr>
-              <w:t xml:space="preserve">§04 </w:t>
-            </w:r>
-            <w:r>
-              <w:rPr>
-                <w:rFonts w:hint="eastAsia" w:ascii="Times New Roman" w:hAnsi="Times New Roman" w:eastAsia="FangSong" w:cs="Times New Roman"/>
-              </w:rPr>
-              <w:t xml:space="preserve">元素周期律</w:t>
-            </w:r>
-            <w:r>
-              <w:rPr>
-                <w:rFonts w:ascii="Times New Roman" w:hAnsi="Times New Roman" w:eastAsia="Times New Roman" w:cs="Times New Roman"/>
-              </w:rPr>
-              <w:t xml:space="preserve"> · </w:t>
-            </w:r>
-            <w:r>
-              <w:rPr>
-                <w:rFonts w:hint="eastAsia" w:ascii="Times New Roman" w:hAnsi="Times New Roman" w:eastAsia="FangSong" w:cs="Times New Roman"/>
-              </w:rPr>
-              <w:t xml:space="preserve">族内递变规律</w:t>
-            </w:r>
-          </w:p>
-        </w:tc>
-        <w:tc>
-          <w:tcPr/>
-          <w:p>
-            <w:pPr>
-              <w:pStyle w:val="Compact"/>
-              <w:jc w:val="center"/>
-            </w:pPr>
-            <w:r>
-              <w:rPr>
-                <w:rFonts w:hint="eastAsia" w:ascii="Times New Roman" w:hAnsi="Times New Roman" w:eastAsia="FangSong" w:cs="Times New Roman"/>
-              </w:rPr>
-              <w:t xml:space="preserve">从上到下的氧化性递减与还原性递增</w:t>
-            </w:r>
-          </w:p>
-        </w:tc>
-        <w:tc>
-          <w:tcPr/>
-          <w:p>
-            <w:pPr>
-              <w:pStyle w:val="Compact"/>
-              <w:jc w:val="center"/>
-            </w:pPr>
-            <w:r>
-              <w:rPr>
-                <w:rFonts w:hint="eastAsia" w:ascii="Times New Roman" w:hAnsi="Times New Roman" w:eastAsia="FangSong" w:cs="Times New Roman"/>
-              </w:rPr>
-              <w:t>理解</w:t>
-            </w:r>
-            <w:r>
-              <w:rPr>
-                <w:rFonts w:hint="eastAsia" w:ascii="Times New Roman" w:hAnsi="Times New Roman" w:eastAsia="Times New Roman" w:cs="Times New Roman"/>
-              </w:rPr>
-              <w:t>”</w:t>
-            </w:r>
-            <w:r>
-              <w:rPr>
-                <w:rFonts w:hint="eastAsia" w:ascii="Times New Roman" w:hAnsi="Times New Roman" w:eastAsia="FangSong" w:cs="Times New Roman"/>
-              </w:rPr>
-              <w:t>位置决定性质</w:t>
-            </w:r>
-            <w:r>
-              <w:rPr>
-                <w:rFonts w:hint="eastAsia" w:ascii="Times New Roman" w:hAnsi="Times New Roman" w:eastAsia="Times New Roman" w:cs="Times New Roman"/>
-              </w:rPr>
-              <w:t>”，</w:t>
-            </w:r>
-            <w:r>
-              <w:rPr>
-                <w:rFonts w:hint="eastAsia" w:ascii="Times New Roman" w:hAnsi="Times New Roman" w:eastAsia="FangSong" w:cs="Times New Roman"/>
-              </w:rPr>
-              <w:t>建立</w:t>
-            </w:r>
-            <w:r>
-              <w:rPr>
-                <w:rFonts w:ascii="Times New Roman" w:hAnsi="Times New Roman" w:eastAsia="Times New Roman" w:cs="Times New Roman"/>
-              </w:rPr>
-              <w:t xml:space="preserve"> </w:t>
-            </w:r>
-            <m:oMath>
-              <m:sSub>
-                <m:e>
-                  <m:r>
-                    <m:rPr>
-                      <m:sty m:val="p"/>
-                    </m:rPr>
-                    <m:t>F</m:t>
-                  </m:r>
-                </m:e>
-                <m:sub>
-                  <m:r>
-                    <m:rPr>
-                      <m:sty m:val="p"/>
-                    </m:rPr>
-                    <m:t>2</m:t>
-                  </m:r>
-                </m:sub>
-              </m:sSub>
-            </m:oMath>
-            <w:r>
-              <w:rPr>
-                <w:rFonts w:ascii="Times New Roman" w:hAnsi="Times New Roman" w:eastAsia="Times New Roman" w:cs="Times New Roman"/>
-              </w:rPr>
-              <w:t xml:space="preserve">→</w:t>
-            </w:r>
-            <m:oMath>
-              <m:sSub>
-                <m:e>
-                  <m:r>
-                    <m:rPr>
-                      <m:sty m:val="p"/>
-                    </m:rPr>
-                    <m:t>I</m:t>
-                  </m:r>
-                </m:e>
-                <m:sub>
-                  <m:r>
-                    <m:rPr>
-                      <m:sty m:val="p"/>
-                    </m:rPr>
-                    <m:t>2</m:t>
-                  </m:r>
-                </m:sub>
-              </m:sSub>
-            </m:oMath>
-            <w:r>
-              <w:rPr>
-                <w:rFonts w:ascii="Times New Roman" w:hAnsi="Times New Roman" w:eastAsia="Times New Roman" w:cs="Times New Roman"/>
-              </w:rPr>
-              <w:t xml:space="preserve"> </w:t>
-            </w:r>
-            <w:r>
-              <w:rPr>
-                <w:rFonts w:hint="eastAsia" w:ascii="Times New Roman" w:hAnsi="Times New Roman" w:eastAsia="FangSong" w:cs="Times New Roman"/>
-              </w:rPr>
-              <w:t>氧化性递减</w:t>
-            </w:r>
-            <w:r>
-              <w:rPr>
-                <w:rFonts w:hint="eastAsia" w:ascii="Times New Roman" w:hAnsi="Times New Roman" w:eastAsia="Times New Roman" w:cs="Times New Roman"/>
-              </w:rPr>
-              <w:t>、</w:t>
-            </w:r>
-            <m:oMath>
-              <m:sSup>
-                <m:e>
-                  <m:r>
-                    <m:rPr>
-                      <m:sty m:val="p"/>
-                    </m:rPr>
-                    <m:t>X</m:t>
-                  </m:r>
-                </m:e>
-                <m:sup>
-                  <m:r>
-                    <m:rPr>
-                      <m:sty m:val="p"/>
-                    </m:rPr>
-                    <m:t>−</m:t>
-                  </m:r>
-                </m:sup>
-              </m:sSup>
-            </m:oMath>
-            <w:r>
-              <w:rPr>
-                <w:rFonts w:ascii="Times New Roman" w:hAnsi="Times New Roman" w:eastAsia="Times New Roman" w:cs="Times New Roman"/>
-              </w:rPr>
-              <w:t xml:space="preserve"> </w:t>
-            </w:r>
-            <w:r>
-              <w:rPr>
-                <w:rFonts w:hint="eastAsia" w:ascii="Times New Roman" w:hAnsi="Times New Roman" w:eastAsia="FangSong" w:cs="Times New Roman"/>
-              </w:rPr>
-              <w:t xml:space="preserve">还原性递增的族内递变直觉</w:t>
-            </w:r>
-          </w:p>
-        </w:tc>
-      </w:tr>
-    </w:tbl>
-    <w:bookmarkEnd w:id="9"/>
-    <w:bookmarkStart w:id="10" w:name="氢的成键模式与氢化物系统分类"/>
+    <w:bookmarkStart w:id="9" w:name="氢的成键模式与氢化物系统分类"/>
     <w:p>
       <w:pPr>
         <w:pStyle w:val="Heading2"/>
@@ -5344,8 +4211,8 @@
         </w:pict>
       </w:r>
     </w:p>
-    <w:bookmarkEnd w:id="10"/>
-    <w:bookmarkStart w:id="17" w:name="卤素单质的物理化学性质递变与反常规律"/>
+    <w:bookmarkEnd w:id="9"/>
+    <w:bookmarkStart w:id="16" w:name="卤素单质的物理化学性质递变与反常规律"/>
     <w:p>
       <w:pPr>
         <w:pStyle w:val="Heading2"/>
@@ -6155,18 +5022,18 @@
           <wp:inline>
             <wp:extent cx="2667000" cy="2000250"/>
             <wp:effectExtent b="0" l="0" r="0" t="0"/>
-            <wp:docPr descr="" title="" id="12" name="Picture"/>
+            <wp:docPr descr="" title="" id="11" name="Picture"/>
             <a:graphic>
               <a:graphicData uri="http://schemas.openxmlformats.org/drawingml/2006/picture">
                 <pic:pic>
                   <pic:nvPicPr>
-                    <pic:cNvPr descr="019e2d55c9d2e04b748edae0bad9b315e40f85af4f098263f4af001b4d0bea99.jpg" id="13" name="Picture"/>
+                    <pic:cNvPr descr="019e2d55c9d2e04b748edae0bad9b315e40f85af4f098263f4af001b4d0bea99.jpg" id="12" name="Picture"/>
                     <pic:cNvPicPr>
                       <a:picLocks noChangeArrowheads="1" noChangeAspect="1"/>
                     </pic:cNvPicPr>
                   </pic:nvPicPr>
                   <pic:blipFill>
-                    <a:blip r:embed="rId11"/>
+                    <a:blip r:embed="rId10"/>
                     <a:stretch>
                       <a:fillRect/>
                     </a:stretch>
@@ -7444,18 +6311,18 @@
           <wp:inline>
             <wp:extent cx="2667000" cy="1849876"/>
             <wp:effectExtent b="0" l="0" r="0" t="0"/>
-            <wp:docPr descr="" title="" id="15" name="Picture"/>
+            <wp:docPr descr="" title="" id="14" name="Picture"/>
             <a:graphic>
               <a:graphicData uri="http://schemas.openxmlformats.org/drawingml/2006/picture">
                 <pic:pic>
                   <pic:nvPicPr>
-                    <pic:cNvPr descr="e737fd7c6a5ba608b7e1fc80806807d1e5747cf1705719a7fa6b7d851bd4ab52.jpg" id="16" name="Picture"/>
+                    <pic:cNvPr descr="e737fd7c6a5ba608b7e1fc80806807d1e5747cf1705719a7fa6b7d851bd4ab52.jpg" id="15" name="Picture"/>
                     <pic:cNvPicPr>
                       <a:picLocks noChangeArrowheads="1" noChangeAspect="1"/>
                     </pic:cNvPicPr>
                   </pic:nvPicPr>
                   <pic:blipFill>
-                    <a:blip r:embed="rId14"/>
+                    <a:blip r:embed="rId13"/>
                     <a:stretch>
                       <a:fillRect/>
                     </a:stretch>
@@ -8829,8 +7696,8 @@
         </w:tc>
       </w:tr>
     </w:tbl>
-    <w:bookmarkEnd w:id="17"/>
-    <w:bookmarkStart w:id="18" w:name="氟的特殊化学与单质氟的电解制备"/>
+    <w:bookmarkEnd w:id="16"/>
+    <w:bookmarkStart w:id="17" w:name="氟的特殊化学与单质氟的电解制备"/>
     <w:p>
       <w:pPr>
         <w:pStyle w:val="Heading2"/>
@@ -9859,7 +8726,10 @@
           </m:e>
           <m:sup>
             <m:r>
-              <m:t>θ</m:t>
+              <m:rPr>
+                <m:sty m:val="p"/>
+              </m:rPr>
+              <m:t>∘</m:t>
             </m:r>
           </m:sup>
         </m:sSup>
@@ -10443,8 +9313,8 @@
         <w:t>。</w:t>
       </w:r>
     </w:p>
-    <w:bookmarkEnd w:id="18"/>
-    <w:bookmarkStart w:id="22" w:name="卤素单质的氧化还原平衡歧化反应与电势图"/>
+    <w:bookmarkEnd w:id="17"/>
+    <w:bookmarkStart w:id="21" w:name="卤素单质的氧化还原平衡歧化反应与电势图"/>
     <w:p>
       <w:pPr>
         <w:pStyle w:val="Heading2"/>
@@ -11156,7 +10026,10 @@
           </m:e>
           <m:sup>
             <m:r>
-              <m:t>θ</m:t>
+              <m:rPr>
+                <m:sty m:val="p"/>
+              </m:rPr>
+              <m:t>∘</m:t>
             </m:r>
           </m:sup>
         </m:sSup>
@@ -11635,7 +10508,10 @@
           </m:e>
           <m:sup>
             <m:r>
-              <m:t>θ</m:t>
+              <m:rPr>
+                <m:sty m:val="p"/>
+              </m:rPr>
+              <m:t>∘</m:t>
             </m:r>
           </m:sup>
         </m:sSup>
@@ -12287,7 +11163,10 @@
           </m:e>
           <m:sup>
             <m:r>
-              <m:t>θ</m:t>
+              <m:rPr>
+                <m:sty m:val="p"/>
+              </m:rPr>
+              <m:t>∘</m:t>
             </m:r>
           </m:sup>
         </m:sSup>
@@ -14068,18 +12947,18 @@
           <wp:inline>
             <wp:extent cx="2667000" cy="2679404"/>
             <wp:effectExtent b="0" l="0" r="0" t="0"/>
-            <wp:docPr descr="" title="" id="20" name="Picture"/>
+            <wp:docPr descr="" title="" id="19" name="Picture"/>
             <a:graphic>
               <a:graphicData uri="http://schemas.openxmlformats.org/drawingml/2006/picture">
                 <pic:pic>
                   <pic:nvPicPr>
-                    <pic:cNvPr descr="63fc9697b2f28e7339f42dd2e855d7429dd9c2e6b3abf45a86549a1ede2237c4.jpg" id="21" name="Picture"/>
+                    <pic:cNvPr descr="63fc9697b2f28e7339f42dd2e855d7429dd9c2e6b3abf45a86549a1ede2237c4.jpg" id="20" name="Picture"/>
                     <pic:cNvPicPr>
                       <a:picLocks noChangeArrowheads="1" noChangeAspect="1"/>
                     </pic:cNvPicPr>
                   </pic:nvPicPr>
                   <pic:blipFill>
-                    <a:blip r:embed="rId19"/>
+                    <a:blip r:embed="rId18"/>
                     <a:stretch>
                       <a:fillRect/>
                     </a:stretch>
@@ -15242,8 +14121,8 @@
         </w:pict>
       </w:r>
     </w:p>
-    <w:bookmarkEnd w:id="22"/>
-    <w:bookmarkStart w:id="23" w:name="卤化氢与氢卤酸的酸碱与氧化还原行为"/>
+    <w:bookmarkEnd w:id="21"/>
+    <w:bookmarkStart w:id="22" w:name="卤化氢与氢卤酸的酸碱与氧化还原行为"/>
     <w:p>
       <w:pPr>
         <w:pStyle w:val="Heading2"/>
@@ -15620,7 +14499,10 @@
           </m:e>
           <m:sup>
             <m:r>
-              <m:t>θ</m:t>
+              <m:rPr>
+                <m:sty m:val="p"/>
+              </m:rPr>
+              <m:t>∘</m:t>
             </m:r>
           </m:sup>
         </m:sSup>
@@ -15708,7 +14590,10 @@
           </m:e>
           <m:sup>
             <m:r>
-              <m:t>θ</m:t>
+              <m:rPr>
+                <m:sty m:val="p"/>
+              </m:rPr>
+              <m:t>∘</m:t>
             </m:r>
           </m:sup>
         </m:sSup>
@@ -15796,7 +14681,10 @@
           </m:e>
           <m:sup>
             <m:r>
-              <m:t>θ</m:t>
+              <m:rPr>
+                <m:sty m:val="p"/>
+              </m:rPr>
+              <m:t>∘</m:t>
             </m:r>
           </m:sup>
         </m:sSup>
@@ -15890,7 +14778,10 @@
           </m:e>
           <m:sup>
             <m:r>
-              <m:t>θ</m:t>
+              <m:rPr>
+                <m:sty m:val="p"/>
+              </m:rPr>
+              <m:t>∘</m:t>
             </m:r>
           </m:sup>
         </m:sSup>
@@ -18025,13 +16916,13 @@
         <w:rPr>
           <w:rFonts w:hint="eastAsia" w:ascii="Times New Roman" w:hAnsi="Times New Roman" w:eastAsia="FangSong" w:cs="Times New Roman"/>
         </w:rPr>
-        <w:t>格外需要指出的是竞赛高频考点</w:t>
-      </w:r>
-      <w:r>
-        <w:rPr>
-          <w:rFonts w:hint="eastAsia" w:ascii="Times New Roman" w:hAnsi="Times New Roman" w:eastAsia="Times New Roman" w:cs="Times New Roman"/>
-        </w:rPr>
-        <w:t>——</w:t>
+        <w:t>格外需要指出的是</w:t>
+      </w:r>
+      <w:r>
+        <w:rPr>
+          <w:rFonts w:hint="eastAsia" w:ascii="Times New Roman" w:hAnsi="Times New Roman" w:eastAsia="Times New Roman" w:cs="Times New Roman"/>
+        </w:rPr>
+        <w:t>，</w:t>
       </w:r>
       <w:r>
         <w:rPr>
@@ -20890,7 +19781,10 @@
           </m:e>
           <m:sup>
             <m:r>
-              <m:t>θ</m:t>
+              <m:rPr>
+                <m:sty m:val="p"/>
+              </m:rPr>
+              <m:t>∘</m:t>
             </m:r>
           </m:sup>
         </m:sSup>
@@ -21913,8 +20807,8 @@
         </w:pict>
       </w:r>
     </w:p>
-    <w:bookmarkEnd w:id="23"/>
-    <w:bookmarkStart w:id="24" w:name="卤素含氧化合物含氧酸及其盐的稳定性与氧化性"/>
+    <w:bookmarkEnd w:id="22"/>
+    <w:bookmarkStart w:id="23" w:name="卤素含氧化合物含氧酸及其盐的稳定性与氧化性"/>
     <w:p>
       <w:pPr>
         <w:pStyle w:val="Heading2"/>
@@ -25768,7 +24662,10 @@
                         </m:e>
                         <m:sup>
                           <m:r>
-                            <m:t>θ</m:t>
+                            <m:rPr>
+                              <m:sty m:val="p"/>
+                            </m:rPr>
+                            <m:t>∘</m:t>
                           </m:r>
                         </m:sup>
                       </m:sSup>
@@ -27663,7 +26560,10 @@
           </m:e>
           <m:sup>
             <m:r>
-              <m:t>θ</m:t>
+              <m:rPr>
+                <m:sty m:val="p"/>
+              </m:rPr>
+              <m:t>∘</m:t>
             </m:r>
           </m:sup>
         </m:sSup>
@@ -28593,7 +27493,10 @@
           </m:e>
           <m:sup>
             <m:r>
-              <m:t>θ</m:t>
+              <m:rPr>
+                <m:sty m:val="p"/>
+              </m:rPr>
+              <m:t>∘</m:t>
             </m:r>
           </m:sup>
         </m:sSup>
@@ -29484,8 +28387,8 @@
         </w:pict>
       </w:r>
     </w:p>
-    <w:bookmarkEnd w:id="24"/>
-    <w:bookmarkStart w:id="34" w:name="卤素互化物与多卤化物的几何构型与多中心键"/>
+    <w:bookmarkEnd w:id="23"/>
+    <w:bookmarkStart w:id="33" w:name="卤素互化物与多卤化物的几何构型与多中心键"/>
     <w:p>
       <w:pPr>
         <w:pStyle w:val="Heading2"/>
@@ -30555,18 +29458,18 @@
           <wp:inline>
             <wp:extent cx="2667000" cy="2734094"/>
             <wp:effectExtent b="0" l="0" r="0" t="0"/>
-            <wp:docPr descr="" title="" id="26" name="Picture"/>
+            <wp:docPr descr="" title="" id="25" name="Picture"/>
             <a:graphic>
               <a:graphicData uri="http://schemas.openxmlformats.org/drawingml/2006/picture">
                 <pic:pic>
                   <pic:nvPicPr>
-                    <pic:cNvPr descr="8aee97ff7e2c9c769fea954acb4858ce8b70e497496b2e0ef8545f463d52b1b1.jpg" id="27" name="Picture"/>
+                    <pic:cNvPr descr="8aee97ff7e2c9c769fea954acb4858ce8b70e497496b2e0ef8545f463d52b1b1.jpg" id="26" name="Picture"/>
                     <pic:cNvPicPr>
                       <a:picLocks noChangeArrowheads="1" noChangeAspect="1"/>
                     </pic:cNvPicPr>
                   </pic:nvPicPr>
                   <pic:blipFill>
-                    <a:blip r:embed="rId25"/>
+                    <a:blip r:embed="rId24"/>
                     <a:stretch>
                       <a:fillRect/>
                     </a:stretch>
@@ -31210,18 +30113,18 @@
           <wp:inline>
             <wp:extent cx="2667000" cy="2894559"/>
             <wp:effectExtent b="0" l="0" r="0" t="0"/>
-            <wp:docPr descr="" title="" id="29" name="Picture"/>
+            <wp:docPr descr="" title="" id="28" name="Picture"/>
             <a:graphic>
               <a:graphicData uri="http://schemas.openxmlformats.org/drawingml/2006/picture">
                 <pic:pic>
                   <pic:nvPicPr>
-                    <pic:cNvPr descr="93eccf6f82977ee23ffabea9e9bb3a20f3da905da1d071fe43f7008446cb40b1.jpg" id="30" name="Picture"/>
+                    <pic:cNvPr descr="93eccf6f82977ee23ffabea9e9bb3a20f3da905da1d071fe43f7008446cb40b1.jpg" id="29" name="Picture"/>
                     <pic:cNvPicPr>
                       <a:picLocks noChangeArrowheads="1" noChangeAspect="1"/>
                     </pic:cNvPicPr>
                   </pic:nvPicPr>
                   <pic:blipFill>
-                    <a:blip r:embed="rId28"/>
+                    <a:blip r:embed="rId27"/>
                     <a:stretch>
                       <a:fillRect/>
                     </a:stretch>
@@ -31689,18 +30592,18 @@
           <wp:inline>
             <wp:extent cx="2667000" cy="2272931"/>
             <wp:effectExtent b="0" l="0" r="0" t="0"/>
-            <wp:docPr descr="" title="" id="32" name="Picture"/>
+            <wp:docPr descr="" title="" id="31" name="Picture"/>
             <a:graphic>
               <a:graphicData uri="http://schemas.openxmlformats.org/drawingml/2006/picture">
                 <pic:pic>
                   <pic:nvPicPr>
-                    <pic:cNvPr descr="9f50410ec1baa1a8bcca3aa0779e3c49d1791d03916370921589a17cc1b1f6c1.jpg" id="33" name="Picture"/>
+                    <pic:cNvPr descr="9f50410ec1baa1a8bcca3aa0779e3c49d1791d03916370921589a17cc1b1f6c1.jpg" id="32" name="Picture"/>
                     <pic:cNvPicPr>
                       <a:picLocks noChangeArrowheads="1" noChangeAspect="1"/>
                     </pic:cNvPicPr>
                   </pic:nvPicPr>
                   <pic:blipFill>
-                    <a:blip r:embed="rId31"/>
+                    <a:blip r:embed="rId30"/>
                     <a:stretch>
                       <a:fillRect/>
                     </a:stretch>
@@ -36855,8 +35758,8 @@
         </w:pict>
       </w:r>
     </w:p>
-    <w:bookmarkEnd w:id="34"/>
-    <w:bookmarkStart w:id="35" w:name="拟卤素与拟卤化物的化学性质平行性"/>
+    <w:bookmarkEnd w:id="33"/>
+    <w:bookmarkStart w:id="34" w:name="拟卤素与拟卤化物的化学性质平行性"/>
     <w:p>
       <w:pPr>
         <w:pStyle w:val="Heading2"/>
@@ -41702,8 +40605,8 @@
         </w:pict>
       </w:r>
     </w:p>
-    <w:bookmarkEnd w:id="35"/>
-    <w:bookmarkStart w:id="36" w:name="常考题型与解题方法"/>
+    <w:bookmarkEnd w:id="34"/>
+    <w:bookmarkStart w:id="35" w:name="常考题型与解题方法"/>
     <w:p>
       <w:pPr>
         <w:pStyle w:val="Heading2"/>
@@ -44534,8 +43437,8 @@
         </w:pict>
       </w:r>
     </w:p>
-    <w:bookmarkEnd w:id="36"/>
-    <w:bookmarkStart w:id="37" w:name="竞赛思考强化题与微观机理精解"/>
+    <w:bookmarkEnd w:id="35"/>
+    <w:bookmarkStart w:id="36" w:name="课后习题"/>
     <w:p>
       <w:pPr>
         <w:pStyle w:val="Heading2"/>
@@ -44551,7 +43454,7 @@
         <w:rPr>
           <w:rFonts w:hint="eastAsia" w:ascii="Times New Roman" w:hAnsi="Times New Roman" w:eastAsia="SimHei" w:cs="Times New Roman"/>
         </w:rPr>
-        <w:t xml:space="preserve">竞赛思考强化题与微观机理精解</w:t>
+        <w:t xml:space="preserve">课后习题</w:t>
       </w:r>
     </w:p>
     <w:p>
@@ -44566,30 +43469,6 @@
           <w:bCs/>
         </w:rPr>
         <w:t xml:space="preserve">1.</w:t>
-      </w:r>
-      <w:r>
-        <w:rPr>
-          <w:rFonts w:ascii="Times New Roman" w:hAnsi="Times New Roman" w:eastAsia="Times New Roman" w:cs="Times New Roman"/>
-        </w:rPr>
-        <w:t xml:space="preserve"> </w:t>
-      </w:r>
-      <w:r>
-        <w:rPr>
-          <w:rFonts w:hint="eastAsia" w:ascii="Times New Roman" w:hAnsi="Times New Roman" w:eastAsia="Times New Roman" w:cs="Times New Roman"/>
-        </w:rPr>
-        <w:t>[</w:t>
-      </w:r>
-      <w:r>
-        <w:rPr>
-          <w:rFonts w:hint="eastAsia" w:ascii="Times New Roman" w:hAnsi="Times New Roman" w:eastAsia="FangSong" w:cs="Times New Roman"/>
-        </w:rPr>
-        <w:t>无机例习</w:t>
-      </w:r>
-      <w:r>
-        <w:rPr>
-          <w:rFonts w:hint="eastAsia" w:ascii="Times New Roman" w:hAnsi="Times New Roman" w:eastAsia="Times New Roman" w:cs="Times New Roman"/>
-        </w:rPr>
-        <w:t>18.10/18.11]</w:t>
       </w:r>
       <w:r>
         <w:rPr>
@@ -44742,30 +43621,6 @@
       </w:r>
       <w:r>
         <w:rPr>
-          <w:rFonts w:hint="eastAsia" w:ascii="Times New Roman" w:hAnsi="Times New Roman" w:eastAsia="Times New Roman" w:cs="Times New Roman"/>
-        </w:rPr>
-        <w:t>[</w:t>
-      </w:r>
-      <w:r>
-        <w:rPr>
-          <w:rFonts w:hint="eastAsia" w:ascii="Times New Roman" w:hAnsi="Times New Roman" w:eastAsia="FangSong" w:cs="Times New Roman"/>
-        </w:rPr>
-        <w:t>无机例习</w:t>
-      </w:r>
-      <w:r>
-        <w:rPr>
-          <w:rFonts w:hint="eastAsia" w:ascii="Times New Roman" w:hAnsi="Times New Roman" w:eastAsia="Times New Roman" w:cs="Times New Roman"/>
-        </w:rPr>
-        <w:t>18.25]</w:t>
-      </w:r>
-      <w:r>
-        <w:rPr>
-          <w:rFonts w:ascii="Times New Roman" w:hAnsi="Times New Roman" w:eastAsia="Times New Roman" w:cs="Times New Roman"/>
-        </w:rPr>
-        <w:t xml:space="preserve"> </w:t>
-      </w:r>
-      <w:r>
-        <w:rPr>
           <w:rFonts w:hint="eastAsia" w:ascii="Times New Roman" w:hAnsi="Times New Roman" w:eastAsia="FangSong" w:cs="Times New Roman"/>
         </w:rPr>
         <w:t>实验室常利用稀盐酸或稀硫酸与锌等活泼金属作用制取氢气</w:t>
@@ -45068,30 +43923,6 @@
       </w:r>
       <w:r>
         <w:rPr>
-          <w:rFonts w:hint="eastAsia" w:ascii="Times New Roman" w:hAnsi="Times New Roman" w:eastAsia="Times New Roman" w:cs="Times New Roman"/>
-        </w:rPr>
-        <w:t>[</w:t>
-      </w:r>
-      <w:r>
-        <w:rPr>
-          <w:rFonts w:hint="eastAsia" w:ascii="Times New Roman" w:hAnsi="Times New Roman" w:eastAsia="FangSong" w:cs="Times New Roman"/>
-        </w:rPr>
-        <w:t>无机例习</w:t>
-      </w:r>
-      <w:r>
-        <w:rPr>
-          <w:rFonts w:hint="eastAsia" w:ascii="Times New Roman" w:hAnsi="Times New Roman" w:eastAsia="Times New Roman" w:cs="Times New Roman"/>
-        </w:rPr>
-        <w:t>18.26]</w:t>
-      </w:r>
-      <w:r>
-        <w:rPr>
-          <w:rFonts w:ascii="Times New Roman" w:hAnsi="Times New Roman" w:eastAsia="Times New Roman" w:cs="Times New Roman"/>
-        </w:rPr>
-        <w:t xml:space="preserve"> </w:t>
-      </w:r>
-      <w:r>
-        <w:rPr>
           <w:rFonts w:hint="eastAsia" w:ascii="Times New Roman" w:hAnsi="Times New Roman" w:eastAsia="FangSong" w:cs="Times New Roman"/>
         </w:rPr>
         <w:t>叙述氢气的几种工业生产过程</w:t>
@@ -45129,30 +43960,6 @@
       </w:r>
       <w:r>
         <w:rPr>
-          <w:rFonts w:hint="eastAsia" w:ascii="Times New Roman" w:hAnsi="Times New Roman" w:eastAsia="Times New Roman" w:cs="Times New Roman"/>
-        </w:rPr>
-        <w:t>[</w:t>
-      </w:r>
-      <w:r>
-        <w:rPr>
-          <w:rFonts w:hint="eastAsia" w:ascii="Times New Roman" w:hAnsi="Times New Roman" w:eastAsia="FangSong" w:cs="Times New Roman"/>
-        </w:rPr>
-        <w:t>无机例习</w:t>
-      </w:r>
-      <w:r>
-        <w:rPr>
-          <w:rFonts w:hint="eastAsia" w:ascii="Times New Roman" w:hAnsi="Times New Roman" w:eastAsia="Times New Roman" w:cs="Times New Roman"/>
-        </w:rPr>
-        <w:t>18.15-18.17]</w:t>
-      </w:r>
-      <w:r>
-        <w:rPr>
-          <w:rFonts w:ascii="Times New Roman" w:hAnsi="Times New Roman" w:eastAsia="Times New Roman" w:cs="Times New Roman"/>
-        </w:rPr>
-        <w:t xml:space="preserve"> </w:t>
-      </w:r>
-      <w:r>
-        <w:rPr>
           <w:rFonts w:hint="eastAsia" w:ascii="Times New Roman" w:hAnsi="Times New Roman" w:eastAsia="FangSong" w:cs="Times New Roman"/>
         </w:rPr>
         <w:t>写出下列氢化物参与反应的化学方程式</w:t>
@@ -45504,30 +44311,6 @@
       </w:r>
       <w:r>
         <w:rPr>
-          <w:rFonts w:hint="eastAsia" w:ascii="Times New Roman" w:hAnsi="Times New Roman" w:eastAsia="Times New Roman" w:cs="Times New Roman"/>
-        </w:rPr>
-        <w:t>[</w:t>
-      </w:r>
-      <w:r>
-        <w:rPr>
-          <w:rFonts w:hint="eastAsia" w:ascii="Times New Roman" w:hAnsi="Times New Roman" w:eastAsia="FangSong" w:cs="Times New Roman"/>
-        </w:rPr>
-        <w:t>无机例习</w:t>
-      </w:r>
-      <w:r>
-        <w:rPr>
-          <w:rFonts w:hint="eastAsia" w:ascii="Times New Roman" w:hAnsi="Times New Roman" w:eastAsia="Times New Roman" w:cs="Times New Roman"/>
-        </w:rPr>
-        <w:t>17.11]</w:t>
-      </w:r>
-      <w:r>
-        <w:rPr>
-          <w:rFonts w:ascii="Times New Roman" w:hAnsi="Times New Roman" w:eastAsia="Times New Roman" w:cs="Times New Roman"/>
-        </w:rPr>
-        <w:t xml:space="preserve"> </w:t>
-      </w:r>
-      <w:r>
-        <w:rPr>
           <w:rFonts w:hint="eastAsia" w:ascii="Times New Roman" w:hAnsi="Times New Roman" w:eastAsia="FangSong" w:cs="Times New Roman"/>
         </w:rPr>
         <w:t>写出下列物质的化学式</w:t>
@@ -45625,30 +44408,6 @@
       </w:r>
       <w:r>
         <w:rPr>
-          <w:rFonts w:hint="eastAsia" w:ascii="Times New Roman" w:hAnsi="Times New Roman" w:eastAsia="Times New Roman" w:cs="Times New Roman"/>
-        </w:rPr>
-        <w:t>[</w:t>
-      </w:r>
-      <w:r>
-        <w:rPr>
-          <w:rFonts w:hint="eastAsia" w:ascii="Times New Roman" w:hAnsi="Times New Roman" w:eastAsia="FangSong" w:cs="Times New Roman"/>
-        </w:rPr>
-        <w:t>无机例习</w:t>
-      </w:r>
-      <w:r>
-        <w:rPr>
-          <w:rFonts w:hint="eastAsia" w:ascii="Times New Roman" w:hAnsi="Times New Roman" w:eastAsia="Times New Roman" w:cs="Times New Roman"/>
-        </w:rPr>
-        <w:t>17.12]</w:t>
-      </w:r>
-      <w:r>
-        <w:rPr>
-          <w:rFonts w:ascii="Times New Roman" w:hAnsi="Times New Roman" w:eastAsia="Times New Roman" w:cs="Times New Roman"/>
-        </w:rPr>
-        <w:t xml:space="preserve"> </w:t>
-      </w:r>
-      <w:r>
-        <w:rPr>
           <w:rFonts w:hint="eastAsia" w:ascii="Times New Roman" w:hAnsi="Times New Roman" w:eastAsia="FangSong" w:cs="Times New Roman"/>
         </w:rPr>
         <w:t>指出下列物质或溶液的颜色</w:t>
@@ -45888,30 +44647,6 @@
       </w:r>
       <w:r>
         <w:rPr>
-          <w:rFonts w:hint="eastAsia" w:ascii="Times New Roman" w:hAnsi="Times New Roman" w:eastAsia="Times New Roman" w:cs="Times New Roman"/>
-        </w:rPr>
-        <w:t>[</w:t>
-      </w:r>
-      <w:r>
-        <w:rPr>
-          <w:rFonts w:hint="eastAsia" w:ascii="Times New Roman" w:hAnsi="Times New Roman" w:eastAsia="FangSong" w:cs="Times New Roman"/>
-        </w:rPr>
-        <w:t>无机例习</w:t>
-      </w:r>
-      <w:r>
-        <w:rPr>
-          <w:rFonts w:hint="eastAsia" w:ascii="Times New Roman" w:hAnsi="Times New Roman" w:eastAsia="Times New Roman" w:cs="Times New Roman"/>
-        </w:rPr>
-        <w:t>17.39]</w:t>
-      </w:r>
-      <w:r>
-        <w:rPr>
-          <w:rFonts w:ascii="Times New Roman" w:hAnsi="Times New Roman" w:eastAsia="Times New Roman" w:cs="Times New Roman"/>
-        </w:rPr>
-        <w:t xml:space="preserve"> </w:t>
-      </w:r>
-      <w:r>
-        <w:rPr>
           <w:rFonts w:hint="eastAsia" w:ascii="Times New Roman" w:hAnsi="Times New Roman" w:eastAsia="FangSong" w:cs="Times New Roman"/>
         </w:rPr>
         <w:t>用化学反应方程式表示下列提纯和鉴别过程</w:t>
@@ -46211,30 +44946,6 @@
       </w:r>
       <w:r>
         <w:rPr>
-          <w:rFonts w:hint="eastAsia" w:ascii="Times New Roman" w:hAnsi="Times New Roman" w:eastAsia="Times New Roman" w:cs="Times New Roman"/>
-        </w:rPr>
-        <w:t>[</w:t>
-      </w:r>
-      <w:r>
-        <w:rPr>
-          <w:rFonts w:hint="eastAsia" w:ascii="Times New Roman" w:hAnsi="Times New Roman" w:eastAsia="FangSong" w:cs="Times New Roman"/>
-        </w:rPr>
-        <w:t>无机例习</w:t>
-      </w:r>
-      <w:r>
-        <w:rPr>
-          <w:rFonts w:hint="eastAsia" w:ascii="Times New Roman" w:hAnsi="Times New Roman" w:eastAsia="Times New Roman" w:cs="Times New Roman"/>
-        </w:rPr>
-        <w:t>17.40]</w:t>
-      </w:r>
-      <w:r>
-        <w:rPr>
-          <w:rFonts w:ascii="Times New Roman" w:hAnsi="Times New Roman" w:eastAsia="Times New Roman" w:cs="Times New Roman"/>
-        </w:rPr>
-        <w:t xml:space="preserve"> </w:t>
-      </w:r>
-      <w:r>
-        <w:rPr>
           <w:rFonts w:hint="eastAsia" w:ascii="Times New Roman" w:hAnsi="Times New Roman" w:eastAsia="FangSong" w:cs="Times New Roman"/>
         </w:rPr>
         <w:t>用化学反应方程式表示下列制备过程</w:t>
@@ -46332,30 +45043,6 @@
       </w:r>
       <w:r>
         <w:rPr>
-          <w:rFonts w:hint="eastAsia" w:ascii="Times New Roman" w:hAnsi="Times New Roman" w:eastAsia="Times New Roman" w:cs="Times New Roman"/>
-        </w:rPr>
-        <w:t>[</w:t>
-      </w:r>
-      <w:r>
-        <w:rPr>
-          <w:rFonts w:hint="eastAsia" w:ascii="Times New Roman" w:hAnsi="Times New Roman" w:eastAsia="FangSong" w:cs="Times New Roman"/>
-        </w:rPr>
-        <w:t>无机例习</w:t>
-      </w:r>
-      <w:r>
-        <w:rPr>
-          <w:rFonts w:hint="eastAsia" w:ascii="Times New Roman" w:hAnsi="Times New Roman" w:eastAsia="Times New Roman" w:cs="Times New Roman"/>
-        </w:rPr>
-        <w:t>17.41]</w:t>
-      </w:r>
-      <w:r>
-        <w:rPr>
-          <w:rFonts w:ascii="Times New Roman" w:hAnsi="Times New Roman" w:eastAsia="Times New Roman" w:cs="Times New Roman"/>
-        </w:rPr>
-        <w:t xml:space="preserve"> </w:t>
-      </w:r>
-      <w:r>
-        <w:rPr>
           <w:rFonts w:hint="eastAsia" w:ascii="Times New Roman" w:hAnsi="Times New Roman" w:eastAsia="FangSong" w:cs="Times New Roman"/>
         </w:rPr>
         <w:t>以盐酸为基本原料制备下列物质</w:t>
@@ -46441,30 +45128,6 @@
       </w:r>
       <w:r>
         <w:rPr>
-          <w:rFonts w:hint="eastAsia" w:ascii="Times New Roman" w:hAnsi="Times New Roman" w:eastAsia="Times New Roman" w:cs="Times New Roman"/>
-        </w:rPr>
-        <w:t>[</w:t>
-      </w:r>
-      <w:r>
-        <w:rPr>
-          <w:rFonts w:hint="eastAsia" w:ascii="Times New Roman" w:hAnsi="Times New Roman" w:eastAsia="FangSong" w:cs="Times New Roman"/>
-        </w:rPr>
-        <w:t>无机例习</w:t>
-      </w:r>
-      <w:r>
-        <w:rPr>
-          <w:rFonts w:hint="eastAsia" w:ascii="Times New Roman" w:hAnsi="Times New Roman" w:eastAsia="Times New Roman" w:cs="Times New Roman"/>
-        </w:rPr>
-        <w:t>17.42]</w:t>
-      </w:r>
-      <w:r>
-        <w:rPr>
-          <w:rFonts w:ascii="Times New Roman" w:hAnsi="Times New Roman" w:eastAsia="Times New Roman" w:cs="Times New Roman"/>
-        </w:rPr>
-        <w:t xml:space="preserve"> </w:t>
-      </w:r>
-      <w:r>
-        <w:rPr>
           <w:rFonts w:hint="eastAsia" w:ascii="Times New Roman" w:hAnsi="Times New Roman" w:eastAsia="FangSong" w:cs="Times New Roman"/>
         </w:rPr>
         <w:t xml:space="preserve">实验室常用浓盐酸与</w:t>
@@ -46652,30 +45315,6 @@
       </w:r>
       <w:r>
         <w:rPr>
-          <w:rFonts w:hint="eastAsia" w:ascii="Times New Roman" w:hAnsi="Times New Roman" w:eastAsia="Times New Roman" w:cs="Times New Roman"/>
-        </w:rPr>
-        <w:t>[</w:t>
-      </w:r>
-      <w:r>
-        <w:rPr>
-          <w:rFonts w:hint="eastAsia" w:ascii="Times New Roman" w:hAnsi="Times New Roman" w:eastAsia="FangSong" w:cs="Times New Roman"/>
-        </w:rPr>
-        <w:t>无机例习</w:t>
-      </w:r>
-      <w:r>
-        <w:rPr>
-          <w:rFonts w:hint="eastAsia" w:ascii="Times New Roman" w:hAnsi="Times New Roman" w:eastAsia="Times New Roman" w:cs="Times New Roman"/>
-        </w:rPr>
-        <w:t>17.43]</w:t>
-      </w:r>
-      <w:r>
-        <w:rPr>
-          <w:rFonts w:ascii="Times New Roman" w:hAnsi="Times New Roman" w:eastAsia="Times New Roman" w:cs="Times New Roman"/>
-        </w:rPr>
-        <w:t xml:space="preserve"> </w:t>
-      </w:r>
-      <w:r>
-        <w:rPr>
           <w:rFonts w:hint="eastAsia" w:ascii="Times New Roman" w:hAnsi="Times New Roman" w:eastAsia="FangSong" w:cs="Times New Roman"/>
         </w:rPr>
         <w:t xml:space="preserve">实验室中制备少量</w:t>
@@ -46907,30 +45546,6 @@
       </w:r>
       <w:r>
         <w:rPr>
-          <w:rFonts w:hint="eastAsia" w:ascii="Times New Roman" w:hAnsi="Times New Roman" w:eastAsia="Times New Roman" w:cs="Times New Roman"/>
-        </w:rPr>
-        <w:t>[</w:t>
-      </w:r>
-      <w:r>
-        <w:rPr>
-          <w:rFonts w:hint="eastAsia" w:ascii="Times New Roman" w:hAnsi="Times New Roman" w:eastAsia="FangSong" w:cs="Times New Roman"/>
-        </w:rPr>
-        <w:t>无机例习</w:t>
-      </w:r>
-      <w:r>
-        <w:rPr>
-          <w:rFonts w:hint="eastAsia" w:ascii="Times New Roman" w:hAnsi="Times New Roman" w:eastAsia="Times New Roman" w:cs="Times New Roman"/>
-        </w:rPr>
-        <w:t>17.44]</w:t>
-      </w:r>
-      <w:r>
-        <w:rPr>
-          <w:rFonts w:ascii="Times New Roman" w:hAnsi="Times New Roman" w:eastAsia="Times New Roman" w:cs="Times New Roman"/>
-        </w:rPr>
-        <w:t xml:space="preserve"> </w:t>
-      </w:r>
-      <w:r>
-        <w:rPr>
           <w:rFonts w:hint="eastAsia" w:ascii="Times New Roman" w:hAnsi="Times New Roman" w:eastAsia="FangSong" w:cs="Times New Roman"/>
         </w:rPr>
         <w:t xml:space="preserve">四支试管中分别装有</w:t>
@@ -47054,30 +45669,6 @@
       </w:r>
       <w:r>
         <w:rPr>
-          <w:rFonts w:hint="eastAsia" w:ascii="Times New Roman" w:hAnsi="Times New Roman" w:eastAsia="Times New Roman" w:cs="Times New Roman"/>
-        </w:rPr>
-        <w:t>[</w:t>
-      </w:r>
-      <w:r>
-        <w:rPr>
-          <w:rFonts w:hint="eastAsia" w:ascii="Times New Roman" w:hAnsi="Times New Roman" w:eastAsia="FangSong" w:cs="Times New Roman"/>
-        </w:rPr>
-        <w:t>无机例习</w:t>
-      </w:r>
-      <w:r>
-        <w:rPr>
-          <w:rFonts w:hint="eastAsia" w:ascii="Times New Roman" w:hAnsi="Times New Roman" w:eastAsia="Times New Roman" w:cs="Times New Roman"/>
-        </w:rPr>
-        <w:t>17.45]</w:t>
-      </w:r>
-      <w:r>
-        <w:rPr>
-          <w:rFonts w:ascii="Times New Roman" w:hAnsi="Times New Roman" w:eastAsia="Times New Roman" w:cs="Times New Roman"/>
-        </w:rPr>
-        <w:t xml:space="preserve"> </w:t>
-      </w:r>
-      <w:r>
-        <w:rPr>
           <w:rFonts w:hint="eastAsia" w:ascii="Times New Roman" w:hAnsi="Times New Roman" w:eastAsia="FangSong" w:cs="Times New Roman"/>
         </w:rPr>
         <w:t>有三瓶白色固体失去了标签</w:t>
@@ -47239,30 +45830,6 @@
       </w:r>
       <w:r>
         <w:rPr>
-          <w:rFonts w:hint="eastAsia" w:ascii="Times New Roman" w:hAnsi="Times New Roman" w:eastAsia="Times New Roman" w:cs="Times New Roman"/>
-        </w:rPr>
-        <w:t>[</w:t>
-      </w:r>
-      <w:r>
-        <w:rPr>
-          <w:rFonts w:hint="eastAsia" w:ascii="Times New Roman" w:hAnsi="Times New Roman" w:eastAsia="FangSong" w:cs="Times New Roman"/>
-        </w:rPr>
-        <w:t>无机例习</w:t>
-      </w:r>
-      <w:r>
-        <w:rPr>
-          <w:rFonts w:hint="eastAsia" w:ascii="Times New Roman" w:hAnsi="Times New Roman" w:eastAsia="Times New Roman" w:cs="Times New Roman"/>
-        </w:rPr>
-        <w:t>17.46]</w:t>
-      </w:r>
-      <w:r>
-        <w:rPr>
-          <w:rFonts w:ascii="Times New Roman" w:hAnsi="Times New Roman" w:eastAsia="Times New Roman" w:cs="Times New Roman"/>
-        </w:rPr>
-        <w:t xml:space="preserve"> </w:t>
-      </w:r>
-      <w:r>
-        <w:rPr>
           <w:rFonts w:hint="eastAsia" w:ascii="Times New Roman" w:hAnsi="Times New Roman" w:eastAsia="FangSong" w:cs="Times New Roman"/>
         </w:rPr>
         <w:t xml:space="preserve">某一试液能使</w:t>
@@ -47884,30 +46451,6 @@
       </w:r>
       <w:r>
         <w:rPr>
-          <w:rFonts w:hint="eastAsia" w:ascii="Times New Roman" w:hAnsi="Times New Roman" w:eastAsia="Times New Roman" w:cs="Times New Roman"/>
-        </w:rPr>
-        <w:t>[</w:t>
-      </w:r>
-      <w:r>
-        <w:rPr>
-          <w:rFonts w:hint="eastAsia" w:ascii="Times New Roman" w:hAnsi="Times New Roman" w:eastAsia="FangSong" w:cs="Times New Roman"/>
-        </w:rPr>
-        <w:t>无机例习</w:t>
-      </w:r>
-      <w:r>
-        <w:rPr>
-          <w:rFonts w:hint="eastAsia" w:ascii="Times New Roman" w:hAnsi="Times New Roman" w:eastAsia="Times New Roman" w:cs="Times New Roman"/>
-        </w:rPr>
-        <w:t>17.47]</w:t>
-      </w:r>
-      <w:r>
-        <w:rPr>
-          <w:rFonts w:ascii="Times New Roman" w:hAnsi="Times New Roman" w:eastAsia="Times New Roman" w:cs="Times New Roman"/>
-        </w:rPr>
-        <w:t xml:space="preserve"> </w:t>
-      </w:r>
-      <w:r>
-        <w:rPr>
           <w:rFonts w:hint="eastAsia" w:ascii="Times New Roman" w:hAnsi="Times New Roman" w:eastAsia="FangSong" w:cs="Times New Roman"/>
         </w:rPr>
         <w:t>用化学反应方程式表示下列反应过程</w:t>
@@ -48375,30 +46918,6 @@
       </w:r>
       <w:r>
         <w:rPr>
-          <w:rFonts w:hint="eastAsia" w:ascii="Times New Roman" w:hAnsi="Times New Roman" w:eastAsia="Times New Roman" w:cs="Times New Roman"/>
-        </w:rPr>
-        <w:t>[</w:t>
-      </w:r>
-      <w:r>
-        <w:rPr>
-          <w:rFonts w:hint="eastAsia" w:ascii="Times New Roman" w:hAnsi="Times New Roman" w:eastAsia="FangSong" w:cs="Times New Roman"/>
-        </w:rPr>
-        <w:t>无机例习</w:t>
-      </w:r>
-      <w:r>
-        <w:rPr>
-          <w:rFonts w:hint="eastAsia" w:ascii="Times New Roman" w:hAnsi="Times New Roman" w:eastAsia="Times New Roman" w:cs="Times New Roman"/>
-        </w:rPr>
-        <w:t>17.48]</w:t>
-      </w:r>
-      <w:r>
-        <w:rPr>
-          <w:rFonts w:ascii="Times New Roman" w:hAnsi="Times New Roman" w:eastAsia="Times New Roman" w:cs="Times New Roman"/>
-        </w:rPr>
-        <w:t xml:space="preserve"> </w:t>
-      </w:r>
-      <w:r>
-        <w:rPr>
           <w:rFonts w:hint="eastAsia" w:ascii="Times New Roman" w:hAnsi="Times New Roman" w:eastAsia="FangSong" w:cs="Times New Roman"/>
         </w:rPr>
         <w:t>解释下列实验现象</w:t>
@@ -49134,30 +47653,6 @@
       </w:r>
       <w:r>
         <w:rPr>
-          <w:rFonts w:hint="eastAsia" w:ascii="Times New Roman" w:hAnsi="Times New Roman" w:eastAsia="Times New Roman" w:cs="Times New Roman"/>
-        </w:rPr>
-        <w:t>[</w:t>
-      </w:r>
-      <w:r>
-        <w:rPr>
-          <w:rFonts w:hint="eastAsia" w:ascii="Times New Roman" w:hAnsi="Times New Roman" w:eastAsia="FangSong" w:cs="Times New Roman"/>
-        </w:rPr>
-        <w:t>无机例习</w:t>
-      </w:r>
-      <w:r>
-        <w:rPr>
-          <w:rFonts w:hint="eastAsia" w:ascii="Times New Roman" w:hAnsi="Times New Roman" w:eastAsia="Times New Roman" w:cs="Times New Roman"/>
-        </w:rPr>
-        <w:t>17.49]</w:t>
-      </w:r>
-      <w:r>
-        <w:rPr>
-          <w:rFonts w:ascii="Times New Roman" w:hAnsi="Times New Roman" w:eastAsia="Times New Roman" w:cs="Times New Roman"/>
-        </w:rPr>
-        <w:t xml:space="preserve"> </w:t>
-      </w:r>
-      <w:r>
-        <w:rPr>
           <w:rFonts w:hint="eastAsia" w:ascii="Times New Roman" w:hAnsi="Times New Roman" w:eastAsia="FangSong" w:cs="Times New Roman"/>
         </w:rPr>
         <w:t xml:space="preserve">比较</w:t>
@@ -49339,30 +47834,6 @@
       </w:r>
       <w:r>
         <w:rPr>
-          <w:rFonts w:hint="eastAsia" w:ascii="Times New Roman" w:hAnsi="Times New Roman" w:eastAsia="Times New Roman" w:cs="Times New Roman"/>
-        </w:rPr>
-        <w:t>[</w:t>
-      </w:r>
-      <w:r>
-        <w:rPr>
-          <w:rFonts w:hint="eastAsia" w:ascii="Times New Roman" w:hAnsi="Times New Roman" w:eastAsia="FangSong" w:cs="Times New Roman"/>
-        </w:rPr>
-        <w:t>无机例习</w:t>
-      </w:r>
-      <w:r>
-        <w:rPr>
-          <w:rFonts w:hint="eastAsia" w:ascii="Times New Roman" w:hAnsi="Times New Roman" w:eastAsia="Times New Roman" w:cs="Times New Roman"/>
-        </w:rPr>
-        <w:t>17.50]</w:t>
-      </w:r>
-      <w:r>
-        <w:rPr>
-          <w:rFonts w:ascii="Times New Roman" w:hAnsi="Times New Roman" w:eastAsia="Times New Roman" w:cs="Times New Roman"/>
-        </w:rPr>
-        <w:t xml:space="preserve"> </w:t>
-      </w:r>
-      <w:r>
-        <w:rPr>
           <w:rFonts w:hint="eastAsia" w:ascii="Times New Roman" w:hAnsi="Times New Roman" w:eastAsia="FangSong" w:cs="Times New Roman"/>
         </w:rPr>
         <w:t>比较下列各组酸强度的强弱</w:t>
@@ -49674,30 +48145,6 @@
       </w:r>
       <w:r>
         <w:rPr>
-          <w:rFonts w:hint="eastAsia" w:ascii="Times New Roman" w:hAnsi="Times New Roman" w:eastAsia="Times New Roman" w:cs="Times New Roman"/>
-        </w:rPr>
-        <w:t>[</w:t>
-      </w:r>
-      <w:r>
-        <w:rPr>
-          <w:rFonts w:hint="eastAsia" w:ascii="Times New Roman" w:hAnsi="Times New Roman" w:eastAsia="FangSong" w:cs="Times New Roman"/>
-        </w:rPr>
-        <w:t>无机例习</w:t>
-      </w:r>
-      <w:r>
-        <w:rPr>
-          <w:rFonts w:hint="eastAsia" w:ascii="Times New Roman" w:hAnsi="Times New Roman" w:eastAsia="Times New Roman" w:cs="Times New Roman"/>
-        </w:rPr>
-        <w:t>17.51]</w:t>
-      </w:r>
-      <w:r>
-        <w:rPr>
-          <w:rFonts w:ascii="Times New Roman" w:hAnsi="Times New Roman" w:eastAsia="Times New Roman" w:cs="Times New Roman"/>
-        </w:rPr>
-        <w:t xml:space="preserve"> </w:t>
-      </w:r>
-      <w:r>
-        <w:rPr>
           <w:rFonts w:hint="eastAsia" w:ascii="Times New Roman" w:hAnsi="Times New Roman" w:eastAsia="FangSong" w:cs="Times New Roman"/>
         </w:rPr>
         <w:t>将下列各组物质的有关性质由大到小排序</w:t>
@@ -50267,30 +48714,6 @@
       </w:r>
       <w:r>
         <w:rPr>
-          <w:rFonts w:hint="eastAsia" w:ascii="Times New Roman" w:hAnsi="Times New Roman" w:eastAsia="Times New Roman" w:cs="Times New Roman"/>
-        </w:rPr>
-        <w:t>[</w:t>
-      </w:r>
-      <w:r>
-        <w:rPr>
-          <w:rFonts w:hint="eastAsia" w:ascii="Times New Roman" w:hAnsi="Times New Roman" w:eastAsia="FangSong" w:cs="Times New Roman"/>
-        </w:rPr>
-        <w:t>无机例习</w:t>
-      </w:r>
-      <w:r>
-        <w:rPr>
-          <w:rFonts w:hint="eastAsia" w:ascii="Times New Roman" w:hAnsi="Times New Roman" w:eastAsia="Times New Roman" w:cs="Times New Roman"/>
-        </w:rPr>
-        <w:t>17.52]</w:t>
-      </w:r>
-      <w:r>
-        <w:rPr>
-          <w:rFonts w:ascii="Times New Roman" w:hAnsi="Times New Roman" w:eastAsia="Times New Roman" w:cs="Times New Roman"/>
-        </w:rPr>
-        <w:t xml:space="preserve"> </w:t>
-      </w:r>
-      <w:r>
-        <w:rPr>
           <w:rFonts w:hint="eastAsia" w:ascii="Times New Roman" w:hAnsi="Times New Roman" w:eastAsia="FangSong" w:cs="Times New Roman"/>
         </w:rPr>
         <w:t>解释原因</w:t>
@@ -50383,7 +48806,10 @@
           </m:e>
           <m:sup>
             <m:r>
-              <m:t>θ</m:t>
+              <m:rPr>
+                <m:sty m:val="p"/>
+              </m:rPr>
+              <m:t>∘</m:t>
             </m:r>
           </m:sup>
         </m:sSup>
@@ -50500,7 +48926,10 @@
           </m:e>
           <m:sup>
             <m:r>
-              <m:t>θ</m:t>
+              <m:rPr>
+                <m:sty m:val="p"/>
+              </m:rPr>
+              <m:t>∘</m:t>
             </m:r>
           </m:sup>
         </m:sSup>
@@ -50650,30 +49079,6 @@
       </w:r>
       <w:r>
         <w:rPr>
-          <w:rFonts w:hint="eastAsia" w:ascii="Times New Roman" w:hAnsi="Times New Roman" w:eastAsia="Times New Roman" w:cs="Times New Roman"/>
-        </w:rPr>
-        <w:t>[</w:t>
-      </w:r>
-      <w:r>
-        <w:rPr>
-          <w:rFonts w:hint="eastAsia" w:ascii="Times New Roman" w:hAnsi="Times New Roman" w:eastAsia="FangSong" w:cs="Times New Roman"/>
-        </w:rPr>
-        <w:t>无机例习</w:t>
-      </w:r>
-      <w:r>
-        <w:rPr>
-          <w:rFonts w:hint="eastAsia" w:ascii="Times New Roman" w:hAnsi="Times New Roman" w:eastAsia="Times New Roman" w:cs="Times New Roman"/>
-        </w:rPr>
-        <w:t>17.53]</w:t>
-      </w:r>
-      <w:r>
-        <w:rPr>
-          <w:rFonts w:ascii="Times New Roman" w:hAnsi="Times New Roman" w:eastAsia="Times New Roman" w:cs="Times New Roman"/>
-        </w:rPr>
-        <w:t xml:space="preserve"> </w:t>
-      </w:r>
-      <w:r>
-        <w:rPr>
           <w:rFonts w:hint="eastAsia" w:ascii="Times New Roman" w:hAnsi="Times New Roman" w:eastAsia="FangSong" w:cs="Times New Roman"/>
         </w:rPr>
         <w:t>给出实验现象和化学反应方程式</w:t>
@@ -50943,30 +49348,6 @@
         <w:rPr>
           <w:rFonts w:hint="eastAsia" w:ascii="Times New Roman" w:hAnsi="Times New Roman" w:eastAsia="Times New Roman" w:cs="Times New Roman"/>
         </w:rPr>
-        <w:t>[</w:t>
-      </w:r>
-      <w:r>
-        <w:rPr>
-          <w:rFonts w:hint="eastAsia" w:ascii="Times New Roman" w:hAnsi="Times New Roman" w:eastAsia="FangSong" w:cs="Times New Roman"/>
-        </w:rPr>
-        <w:t>无机例习</w:t>
-      </w:r>
-      <w:r>
-        <w:rPr>
-          <w:rFonts w:hint="eastAsia" w:ascii="Times New Roman" w:hAnsi="Times New Roman" w:eastAsia="Times New Roman" w:cs="Times New Roman"/>
-        </w:rPr>
-        <w:t>17.1/17.14]</w:t>
-      </w:r>
-      <w:r>
-        <w:rPr>
-          <w:rFonts w:ascii="Times New Roman" w:hAnsi="Times New Roman" w:eastAsia="Times New Roman" w:cs="Times New Roman"/>
-        </w:rPr>
-        <w:t xml:space="preserve"> </w:t>
-      </w:r>
-      <w:r>
-        <w:rPr>
-          <w:rFonts w:hint="eastAsia" w:ascii="Times New Roman" w:hAnsi="Times New Roman" w:eastAsia="Times New Roman" w:cs="Times New Roman"/>
-        </w:rPr>
         <w:t>（1）</w:t>
       </w:r>
       <w:r>
@@ -51280,30 +49661,6 @@
       </w:r>
       <w:r>
         <w:rPr>
-          <w:rFonts w:hint="eastAsia" w:ascii="Times New Roman" w:hAnsi="Times New Roman" w:eastAsia="Times New Roman" w:cs="Times New Roman"/>
-        </w:rPr>
-        <w:t>[</w:t>
-      </w:r>
-      <w:r>
-        <w:rPr>
-          <w:rFonts w:hint="eastAsia" w:ascii="Times New Roman" w:hAnsi="Times New Roman" w:eastAsia="FangSong" w:cs="Times New Roman"/>
-        </w:rPr>
-        <w:t>无机例习</w:t>
-      </w:r>
-      <w:r>
-        <w:rPr>
-          <w:rFonts w:hint="eastAsia" w:ascii="Times New Roman" w:hAnsi="Times New Roman" w:eastAsia="Times New Roman" w:cs="Times New Roman"/>
-        </w:rPr>
-        <w:t>17.13/17.15/17.16]</w:t>
-      </w:r>
-      <w:r>
-        <w:rPr>
-          <w:rFonts w:ascii="Times New Roman" w:hAnsi="Times New Roman" w:eastAsia="Times New Roman" w:cs="Times New Roman"/>
-        </w:rPr>
-        <w:t xml:space="preserve"> </w:t>
-      </w:r>
-      <w:r>
-        <w:rPr>
           <w:rFonts w:hint="eastAsia" w:ascii="Times New Roman" w:hAnsi="Times New Roman" w:eastAsia="FangSong" w:cs="Times New Roman"/>
         </w:rPr>
         <w:t>填空</w:t>
@@ -51890,30 +50247,6 @@
         <w:rPr>
           <w:rFonts w:hint="eastAsia" w:ascii="Times New Roman" w:hAnsi="Times New Roman" w:eastAsia="Times New Roman" w:cs="Times New Roman"/>
         </w:rPr>
-        <w:t>[</w:t>
-      </w:r>
-      <w:r>
-        <w:rPr>
-          <w:rFonts w:hint="eastAsia" w:ascii="Times New Roman" w:hAnsi="Times New Roman" w:eastAsia="FangSong" w:cs="Times New Roman"/>
-        </w:rPr>
-        <w:t>无机例习</w:t>
-      </w:r>
-      <w:r>
-        <w:rPr>
-          <w:rFonts w:hint="eastAsia" w:ascii="Times New Roman" w:hAnsi="Times New Roman" w:eastAsia="Times New Roman" w:cs="Times New Roman"/>
-        </w:rPr>
-        <w:t>17.17/17.19]</w:t>
-      </w:r>
-      <w:r>
-        <w:rPr>
-          <w:rFonts w:ascii="Times New Roman" w:hAnsi="Times New Roman" w:eastAsia="Times New Roman" w:cs="Times New Roman"/>
-        </w:rPr>
-        <w:t xml:space="preserve"> </w:t>
-      </w:r>
-      <w:r>
-        <w:rPr>
-          <w:rFonts w:hint="eastAsia" w:ascii="Times New Roman" w:hAnsi="Times New Roman" w:eastAsia="Times New Roman" w:cs="Times New Roman"/>
-        </w:rPr>
         <w:t>（1）</w:t>
       </w:r>
       <w:r>
@@ -52509,30 +50842,6 @@
         <w:rPr>
           <w:rFonts w:hint="eastAsia" w:ascii="Times New Roman" w:hAnsi="Times New Roman" w:eastAsia="Times New Roman" w:cs="Times New Roman"/>
         </w:rPr>
-        <w:t>[</w:t>
-      </w:r>
-      <w:r>
-        <w:rPr>
-          <w:rFonts w:hint="eastAsia" w:ascii="Times New Roman" w:hAnsi="Times New Roman" w:eastAsia="FangSong" w:cs="Times New Roman"/>
-        </w:rPr>
-        <w:t>无机例习</w:t>
-      </w:r>
-      <w:r>
-        <w:rPr>
-          <w:rFonts w:hint="eastAsia" w:ascii="Times New Roman" w:hAnsi="Times New Roman" w:eastAsia="Times New Roman" w:cs="Times New Roman"/>
-        </w:rPr>
-        <w:t>17.18/17.20]</w:t>
-      </w:r>
-      <w:r>
-        <w:rPr>
-          <w:rFonts w:ascii="Times New Roman" w:hAnsi="Times New Roman" w:eastAsia="Times New Roman" w:cs="Times New Roman"/>
-        </w:rPr>
-        <w:t xml:space="preserve"> </w:t>
-      </w:r>
-      <w:r>
-        <w:rPr>
-          <w:rFonts w:hint="eastAsia" w:ascii="Times New Roman" w:hAnsi="Times New Roman" w:eastAsia="Times New Roman" w:cs="Times New Roman"/>
-        </w:rPr>
         <w:t>（1）</w:t>
       </w:r>
       <w:r>
@@ -52793,7 +51102,7 @@
         <w:pStyle w:val="BodyText"/>
       </w:pPr>
     </w:p>
-    <w:bookmarkEnd w:id="37"/>
+    <w:bookmarkEnd w:id="36"/>
     <w:sectPr>
       <w:footerReference w:type="default" r:id="rId9"/>
       <w:footnotePr>

--- a/06-学生侧材料/讲义/学生专用版/5-无机化学/氢与卤素-超级充实版（学生专用版）.docx
+++ b/06-学生侧材料/讲义/学生专用版/5-无机化学/氢与卤素-超级充实版（学生专用版）.docx
@@ -1214,7 +1214,7 @@
         <w:rPr>
           <w:rFonts w:hint="eastAsia" w:ascii="Times New Roman" w:hAnsi="Times New Roman" w:eastAsia="FangSong" w:cs="Times New Roman"/>
         </w:rPr>
-        <w:t>化学性质极为接近</w:t>
+        <w:t>化学性质接近</w:t>
       </w:r>
       <w:r>
         <w:rPr>
@@ -2651,7 +2651,7 @@
         <w:rPr>
           <w:rFonts w:hint="eastAsia" w:ascii="Times New Roman" w:hAnsi="Times New Roman" w:eastAsia="FangSong" w:cs="Times New Roman"/>
         </w:rPr>
-        <w:t>的水合自由能极为有限</w:t>
+        <w:t>的水合自由能有限</w:t>
       </w:r>
       <w:r>
         <w:rPr>
@@ -2663,7 +2663,7 @@
         <w:rPr>
           <w:rFonts w:hint="eastAsia" w:ascii="Times New Roman" w:hAnsi="Times New Roman" w:eastAsia="FangSong" w:cs="Times New Roman"/>
         </w:rPr>
-        <w:t>具有极其强烈的质子亲和力与还原驱动力</w:t>
+        <w:t>具有强烈的质子亲和力与还原驱动力</w:t>
       </w:r>
       <w:r>
         <w:rPr>
@@ -5470,7 +5470,7 @@
         <w:rPr>
           <w:rFonts w:hint="eastAsia" w:ascii="Times New Roman" w:hAnsi="Times New Roman" w:eastAsia="FangSong" w:cs="Times New Roman"/>
         </w:rPr>
-        <w:t>氟原子半径极为小巧</w:t>
+        <w:t>氟原子半径小巧</w:t>
       </w:r>
       <w:r>
         <w:rPr>
@@ -5549,7 +5549,7 @@
         <w:rPr>
           <w:rFonts w:hint="eastAsia" w:ascii="Times New Roman" w:hAnsi="Times New Roman" w:eastAsia="FangSong" w:cs="Times New Roman"/>
         </w:rPr>
-        <w:t>亚层空间极其局促</w:t>
+        <w:t>亚层空间局促</w:t>
       </w:r>
       <w:r>
         <w:rPr>
@@ -6702,7 +6702,7 @@
         <w:rPr>
           <w:rFonts w:hint="eastAsia" w:ascii="Times New Roman" w:hAnsi="Times New Roman" w:eastAsia="FangSong" w:cs="Times New Roman"/>
         </w:rPr>
-        <w:t>这一极其低劣的单键强度赋予了单质氟极高的化学热力学活性</w:t>
+        <w:t>这一低劣的单键强度赋予了单质氟极高的化学热力学活性</w:t>
       </w:r>
       <w:r>
         <w:rPr>
@@ -6752,7 +6752,7 @@
         <w:rPr>
           <w:rFonts w:hint="eastAsia" w:ascii="Times New Roman" w:hAnsi="Times New Roman" w:eastAsia="FangSong" w:cs="Times New Roman"/>
         </w:rPr>
-        <w:t>参与的大多数亲电取代或化合反应均具有极其微弱的活化势垒与巨大的焓释放驱动力</w:t>
+        <w:t>参与的大多数亲电取代或化合反应均具有微弱的活化势垒与巨大的焓释放驱动力</w:t>
       </w:r>
       <w:r>
         <w:rPr>
@@ -7827,7 +7827,7 @@
         <w:rPr>
           <w:rFonts w:hint="eastAsia" w:ascii="Times New Roman" w:hAnsi="Times New Roman" w:eastAsia="FangSong" w:cs="Times New Roman"/>
         </w:rPr>
-        <w:t>且氟原子对价电子的束缚极为牢固</w:t>
+        <w:t>且氟原子对价电子的束缚牢固</w:t>
       </w:r>
       <w:r>
         <w:rPr>
@@ -8155,7 +8155,7 @@
         <w:rPr>
           <w:rFonts w:hint="eastAsia" w:ascii="Times New Roman" w:hAnsi="Times New Roman" w:eastAsia="FangSong" w:cs="Times New Roman"/>
         </w:rPr>
-        <w:t xml:space="preserve">由于氟气在水溶液中的标准氧化还原电势高达惊人的</w:t>
+        <w:t xml:space="preserve">由于氟气在水溶液中的标准氧化还原电势高达</w:t>
       </w:r>
       <w:r>
         <w:rPr>
@@ -9304,7 +9304,7 @@
         <w:rPr>
           <w:rFonts w:hint="eastAsia" w:ascii="Times New Roman" w:hAnsi="Times New Roman" w:eastAsia="FangSong" w:cs="Times New Roman"/>
         </w:rPr>
-        <w:t>否则两气体即使在极低温度且无光照条件下相遇亦会发生毁灭性的自发链式爆炸化合</w:t>
+        <w:t>否则两气体即使在极低温度且无光照条件下相遇亦会发生剧烈的自发链式爆炸化合</w:t>
       </w:r>
       <w:r>
         <w:rPr>
@@ -10986,7 +10986,7 @@
         <w:rPr>
           <w:rFonts w:hint="eastAsia" w:ascii="Times New Roman" w:hAnsi="Times New Roman" w:eastAsia="FangSong" w:cs="Times New Roman"/>
         </w:rPr>
-        <w:t>碘单质呈现出极为独特的特异性</w:t>
+        <w:t>碘单质呈现出独特的特异性</w:t>
       </w:r>
       <w:r>
         <w:rPr>
@@ -13528,7 +13528,7 @@
         <w:rPr>
           <w:rFonts w:hint="eastAsia" w:ascii="Times New Roman" w:hAnsi="Times New Roman" w:eastAsia="FangSong" w:cs="Times New Roman"/>
         </w:rPr>
-        <w:t>在热力学上极度不稳定</w:t>
+        <w:t>在热力学上不稳定</w:t>
       </w:r>
       <w:r>
         <w:rPr>
@@ -13914,7 +13914,7 @@
         <w:rPr>
           <w:rFonts w:hint="eastAsia" w:ascii="Times New Roman" w:hAnsi="Times New Roman" w:eastAsia="FangSong" w:cs="Times New Roman"/>
         </w:rPr>
-        <w:t>印证了次氯酸与亚氯酸具有极其强烈的自发歧化动力学潜能</w:t>
+        <w:t>印证了次氯酸与亚氯酸具有强烈的自发歧化动力学潜能</w:t>
       </w:r>
       <w:r>
         <w:rPr>
@@ -16928,7 +16928,7 @@
         <w:rPr>
           <w:rFonts w:hint="eastAsia" w:ascii="Times New Roman" w:hAnsi="Times New Roman" w:eastAsia="FangSong" w:cs="Times New Roman"/>
         </w:rPr>
-        <w:t>浓氟化氢水溶液中的反常酸性暴增现象</w:t>
+        <w:t>浓氟化氢水溶液中的反常酸性显著增大现象</w:t>
       </w:r>
       <w:r>
         <w:rPr>
@@ -19738,7 +19738,7 @@
         <w:rPr>
           <w:rFonts w:hint="eastAsia" w:ascii="Times New Roman" w:hAnsi="Times New Roman" w:eastAsia="FangSong" w:cs="Times New Roman"/>
         </w:rPr>
-        <w:t>纯无水氟化氢亦是一种极为独特的非水极性离子化溶剂</w:t>
+        <w:t>纯无水氟化氢亦是一种独特的非水极性离子化溶剂</w:t>
       </w:r>
       <w:r>
         <w:rPr>
@@ -23028,7 +23028,7 @@
         <w:rPr>
           <w:rFonts w:hint="eastAsia" w:ascii="Times New Roman" w:hAnsi="Times New Roman" w:eastAsia="FangSong" w:cs="Times New Roman"/>
         </w:rPr>
-        <w:t>其动力学氧化速率亦极为迅速</w:t>
+        <w:t>其动力学氧化速率亦迅速</w:t>
       </w:r>
       <w:r>
         <w:rPr>
@@ -23470,7 +23470,7 @@
         <w:rPr>
           <w:rFonts w:hint="eastAsia" w:ascii="Times New Roman" w:hAnsi="Times New Roman" w:eastAsia="FangSong" w:cs="Times New Roman"/>
         </w:rPr>
-        <w:t>表现出极度危险甚至引爆有机物的毁灭性强氧化性</w:t>
+        <w:t>表现出危险甚至引爆有机物的破坏性强氧化性</w:t>
       </w:r>
       <w:r>
         <w:rPr>
@@ -27449,7 +27449,7 @@
         <w:rPr>
           <w:rFonts w:hint="eastAsia" w:ascii="Times New Roman" w:hAnsi="Times New Roman" w:eastAsia="FangSong" w:cs="Times New Roman"/>
         </w:rPr>
-        <w:t>是极富理论特色的奇电子分子</w:t>
+        <w:t>是富有理论特色的奇电子分子</w:t>
       </w:r>
       <w:r>
         <w:rPr>
@@ -34867,7 +34867,7 @@
         <w:rPr>
           <w:rFonts w:hint="eastAsia" w:ascii="Times New Roman" w:hAnsi="Times New Roman" w:eastAsia="FangSong" w:cs="Times New Roman"/>
         </w:rPr>
-        <w:t>水溶液中其溶解度呈数百倍暴增</w:t>
+        <w:t>水溶液中其溶解度呈数百倍显著增大</w:t>
       </w:r>
       <w:r>
         <w:rPr>
@@ -36260,7 +36260,7 @@
         <w:rPr>
           <w:rFonts w:hint="eastAsia" w:ascii="Times New Roman" w:hAnsi="Times New Roman" w:eastAsia="FangSong" w:cs="Times New Roman"/>
         </w:rPr>
-        <w:t>水解歧化趋势以及与金属成盐的沉淀溶解行为均与真实卤素表现出惊人的高度平行相似性</w:t>
+        <w:t>水解歧化趋势以及与金属成盐的沉淀溶解行为均与真实卤素表现出显著的高度平行相似性</w:t>
       </w:r>
       <w:r>
         <w:rPr>
@@ -36839,7 +36839,7 @@
         <w:rPr>
           <w:rFonts w:hint="eastAsia" w:ascii="Times New Roman" w:hAnsi="Times New Roman" w:eastAsia="FangSong" w:cs="Times New Roman"/>
         </w:rPr>
-        <w:t>具有极其强大的</w:t>
+        <w:t>具有强大的</w:t>
       </w:r>
       <w:r>
         <w:rPr>

--- a/06-学生侧材料/讲义/学生专用版/5-无机化学/氢与卤素-超级充实版（学生专用版）.docx
+++ b/06-学生侧材料/讲义/学生专用版/5-无机化学/氢与卤素-超级充实版（学生专用版）.docx
@@ -2699,6 +2699,12 @@
         </w:rPr>
         <w:t>。</w:t>
       </w:r>
+    </w:p>
+    <w:p>
+      <w:pPr>
+        <w:pStyle w:val="BodyText"/>
+        <w:ind w:firstLine="420"/>
+      </w:pPr>
       <w:r>
         <w:rPr>
           <w:rFonts w:hint="eastAsia" w:ascii="Times New Roman" w:hAnsi="Times New Roman" w:eastAsia="FangSong" w:cs="Times New Roman"/>

--- a/06-学生侧材料/讲义/学生专用版/5-无机化学/氢与卤素-超级充实版（学生专用版）.docx
+++ b/06-学生侧材料/讲义/学生专用版/5-无机化学/氢与卤素-超级充实版（学生专用版）.docx
@@ -12826,7 +12826,7 @@
       </m:oMathPara>
     </w:p>
     <w:bookmarkEnd w:id="29"/>
-    <w:bookmarkStart w:id="33" w:name="元素电势图latimer-图与歧化判据"/>
+    <w:bookmarkStart w:id="30" w:name="元素电势图latimer-图与歧化判据"/>
     <w:p>
       <w:pPr>
         <w:pStyle w:val="Heading3"/>
@@ -13392,7 +13392,6 @@
     <w:p>
       <w:pPr>
         <w:pStyle w:val="FirstParagraph"/>
-        <w:spacing w:after="80"/>
         <w:ind w:firstLine="420"/>
       </w:pPr>
       <w:r>
@@ -13798,6 +13797,38 @@
           <w:rFonts w:hint="eastAsia" w:ascii="Times New Roman" w:hAnsi="Times New Roman" w:eastAsia="Times New Roman" w:cs="Times New Roman"/>
         </w:rPr>
         <w:t xml:space="preserve">）。</w:t>
+      </w:r>
+    </w:p>
+    <w:bookmarkEnd w:id="30"/>
+    <w:bookmarkStart w:id="34" w:name="frost-自由能-氧化态图"/>
+    <w:p>
+      <w:pPr>
+        <w:pStyle w:val="Heading3"/>
+        <w:spacing w:after="120" w:before="280"/>
+      </w:pPr>
+      <w:r>
+        <w:rPr>
+          <w:rFonts w:ascii="Times New Roman" w:hAnsi="Times New Roman" w:eastAsia="Times New Roman" w:cs="Times New Roman"/>
+        </w:rPr>
+        <w:t xml:space="preserve">4.5 Frost </w:t>
+      </w:r>
+      <w:r>
+        <w:rPr>
+          <w:rFonts w:hint="eastAsia" w:ascii="Times New Roman" w:hAnsi="Times New Roman" w:eastAsia="SimHei" w:cs="Times New Roman"/>
+        </w:rPr>
+        <w:t>自由能</w:t>
+      </w:r>
+      <w:r>
+        <w:rPr>
+          <w:rFonts w:hint="eastAsia" w:ascii="Times New Roman" w:hAnsi="Times New Roman" w:eastAsia="Times New Roman" w:cs="Times New Roman"/>
+        </w:rPr>
+        <w:t>-</w:t>
+      </w:r>
+      <w:r>
+        <w:rPr>
+          <w:rFonts w:hint="eastAsia" w:ascii="Times New Roman" w:hAnsi="Times New Roman" w:eastAsia="SimHei" w:cs="Times New Roman"/>
+        </w:rPr>
+        <w:t>氧化态图</w:t>
       </w:r>
     </w:p>
     <w:tbl>
@@ -13888,18 +13919,18 @@
                 <wp:inline>
                   <wp:extent cx="2667000" cy="2679404"/>
                   <wp:effectExtent b="0" l="0" r="0" t="0"/>
-                  <wp:docPr descr="" title="" id="31" name="Picture"/>
+                  <wp:docPr descr="" title="" id="32" name="Picture"/>
                   <a:graphic>
                     <a:graphicData uri="http://schemas.openxmlformats.org/drawingml/2006/picture">
                       <pic:pic>
                         <pic:nvPicPr>
-                          <pic:cNvPr descr="63fc9697b2f28e7339f42dd2e855d7429dd9c2e6b3abf45a86549a1ede2237c4.jpg" id="32" name="Picture"/>
+                          <pic:cNvPr descr="63fc9697b2f28e7339f42dd2e855d7429dd9c2e6b3abf45a86549a1ede2237c4.jpg" id="33" name="Picture"/>
                           <pic:cNvPicPr>
                             <a:picLocks noChangeArrowheads="1" noChangeAspect="1"/>
                           </pic:cNvPicPr>
                         </pic:nvPicPr>
                         <pic:blipFill>
-                          <a:blip r:embed="rId30"/>
+                          <a:blip r:embed="rId31"/>
                           <a:stretch>
                             <a:fillRect/>
                           </a:stretch>
@@ -13994,41 +14025,10 @@
         </w:tc>
       </w:tr>
     </w:tbl>
-    <w:bookmarkEnd w:id="33"/>
-    <w:bookmarkStart w:id="34" w:name="frost-自由能-氧化态图"/>
     <w:p>
       <w:pPr>
-        <w:pStyle w:val="Heading3"/>
-        <w:spacing w:before="280" w:after="120"/>
-      </w:pPr>
-      <w:r>
-        <w:rPr>
-          <w:rFonts w:ascii="Times New Roman" w:hAnsi="Times New Roman" w:eastAsia="Times New Roman" w:cs="Times New Roman"/>
-        </w:rPr>
-        <w:t xml:space="preserve">4.5 Frost </w:t>
-      </w:r>
-      <w:r>
-        <w:rPr>
-          <w:rFonts w:hint="eastAsia" w:ascii="Times New Roman" w:hAnsi="Times New Roman" w:eastAsia="SimHei" w:cs="Times New Roman"/>
-        </w:rPr>
-        <w:t>自由能</w:t>
-      </w:r>
-      <w:r>
-        <w:rPr>
-          <w:rFonts w:hint="eastAsia" w:ascii="Times New Roman" w:hAnsi="Times New Roman" w:eastAsia="Times New Roman" w:cs="Times New Roman"/>
-        </w:rPr>
-        <w:t>-</w:t>
-      </w:r>
-      <w:r>
-        <w:rPr>
-          <w:rFonts w:hint="eastAsia" w:ascii="Times New Roman" w:hAnsi="Times New Roman" w:eastAsia="SimHei" w:cs="Times New Roman"/>
-        </w:rPr>
-        <w:t>氧化态图</w:t>
-      </w:r>
-    </w:p>
-    <w:p>
-      <w:pPr>
-        <w:pStyle w:val="FirstParagraph"/>
+        <w:pStyle w:val="BodyText"/>
+        <w:spacing w:before="120"/>
         <w:ind w:firstLine="420"/>
       </w:pPr>
       <w:r>
@@ -35549,7 +35549,7 @@
               </w:rPr>
               <w:drawing>
                 <wp:inline>
-                  <wp:extent cx="2667000" cy="2346008"/>
+                  <wp:extent cx="2381250" cy="2094650"/>
                   <wp:effectExtent b="0" l="0" r="0" t="0"/>
                   <wp:docPr descr="" title="" id="63" name="Picture"/>
                   <a:graphic>
@@ -35570,7 +35570,7 @@
                         <pic:spPr bwMode="auto">
                           <a:xfrm>
                             <a:off x="0" y="0"/>
-                            <a:ext cx="2667000" cy="2346008"/>
+                            <a:ext cx="2381250" cy="2094650"/>
                           </a:xfrm>
                           <a:prstGeom prst="rect">
                             <a:avLst/>
@@ -35603,7 +35603,7 @@
               </w:rPr>
               <w:drawing>
                 <wp:inline>
-                  <wp:extent cx="2667000" cy="1121507"/>
+                  <wp:extent cx="2381250" cy="1001346"/>
                   <wp:effectExtent b="0" l="0" r="0" t="0"/>
                   <wp:docPr descr="" title="" id="66" name="Picture"/>
                   <a:graphic>
@@ -35624,7 +35624,7 @@
                         <pic:spPr bwMode="auto">
                           <a:xfrm>
                             <a:off x="0" y="0"/>
-                            <a:ext cx="2667000" cy="1121507"/>
+                            <a:ext cx="2381250" cy="1001346"/>
                           </a:xfrm>
                           <a:prstGeom prst="rect">
                             <a:avLst/>

--- a/06-学生侧材料/讲义/学生专用版/5-无机化学/氢与卤素-超级充实版（学生专用版）.docx
+++ b/06-学生侧材料/讲义/学生专用版/5-无机化学/氢与卤素-超级充实版（学生专用版）.docx
@@ -7789,12 +7789,12 @@
         </w:tblBorders>
       </w:tblPr>
       <w:tblGrid>
-        <w:gridCol w:w="1320"/>
-        <w:gridCol w:w="1320"/>
-        <w:gridCol w:w="1320"/>
-        <w:gridCol w:w="1320"/>
-        <w:gridCol w:w="1320"/>
-        <w:gridCol w:w="1320"/>
+        <w:gridCol w:w="924"/>
+        <w:gridCol w:w="924"/>
+        <w:gridCol w:w="1386"/>
+        <w:gridCol w:w="1386"/>
+        <w:gridCol w:w="1386"/>
+        <w:gridCol w:w="1914"/>
       </w:tblGrid>
       <w:tr>
         <w:trPr>
@@ -15455,12 +15455,12 @@
         </w:tblBorders>
       </w:tblPr>
       <w:tblGrid>
-        <w:gridCol w:w="1365"/>
-        <w:gridCol w:w="1365"/>
-        <w:gridCol w:w="1365"/>
-        <w:gridCol w:w="1365"/>
-        <w:gridCol w:w="1365"/>
-        <w:gridCol w:w="1092"/>
+        <w:gridCol w:w="858"/>
+        <w:gridCol w:w="792"/>
+        <w:gridCol w:w="1320"/>
+        <w:gridCol w:w="792"/>
+        <w:gridCol w:w="1980"/>
+        <w:gridCol w:w="2178"/>
       </w:tblGrid>
       <w:tr>
         <w:trPr>
